--- a/tomato_ontology.docx
+++ b/tomato_ontology.docx
@@ -697,15 +697,16 @@
           </w:r>
         </w:sdtContent>
       </w:sdt>
+      <w:r>
+        <w:br w:type="page"/>
+      </w:r>
     </w:p>
     <w:p>
       <w:pPr>
         <w:pStyle w:val="FigureIndexHeading"/>
-        <w:rPr/>
-      </w:pPr>
-      <w:r>
-        <w:br w:type="page"/>
-      </w:r>
+        <w:spacing w:before="0" w:after="120"/>
+        <w:rPr/>
+      </w:pPr>
       <w:r>
         <w:rPr/>
         <w:t>Table of Figures</w:t>
@@ -741,6 +742,11 @@
             <w:rStyle w:val="IndexLink"/>
           </w:rPr>
           <w:t>Figure 1: Object properties</w:t>
+        </w:r>
+        <w:r>
+          <w:rPr>
+            <w:rStyle w:val="IndexLink"/>
+          </w:rPr>
           <w:tab/>
           <w:t>5</w:t>
         </w:r>
@@ -1045,7 +1051,13 @@
         </w:rPr>
       </w:pPr>
       <w:r>
-        <w:rPr/>
+        <w:rPr>
+          <w:rFonts w:eastAsia="Times New Roman" w:cs="Times New Roman"/>
+          <w:b/>
+          <w:bCs/>
+          <w:sz w:val="28"/>
+          <w:szCs w:val="28"/>
+        </w:rPr>
       </w:r>
     </w:p>
     <w:p>
@@ -1061,7 +1073,38 @@
         </w:rPr>
       </w:pPr>
       <w:r>
-        <w:rPr/>
+        <w:rPr>
+          <w:rFonts w:eastAsia="Times New Roman" w:cs="Times New Roman"/>
+          <w:b/>
+          <w:bCs/>
+          <w:sz w:val="28"/>
+          <w:szCs w:val="28"/>
+        </w:rPr>
+      </w:r>
+      <w:r>
+        <w:br w:type="page"/>
+      </w:r>
+    </w:p>
+    <w:p>
+      <w:pPr>
+        <w:pStyle w:val="Heading1"/>
+        <w:spacing w:before="0" w:after="200"/>
+        <w:rPr>
+          <w:rFonts w:ascii="Times New Roman" w:hAnsi="Times New Roman" w:eastAsia="Times New Roman" w:cs="Times New Roman"/>
+          <w:b/>
+          <w:bCs/>
+          <w:sz w:val="28"/>
+          <w:szCs w:val="28"/>
+        </w:rPr>
+      </w:pPr>
+      <w:r>
+        <w:rPr>
+          <w:rFonts w:eastAsia="Times New Roman" w:cs="Times New Roman"/>
+          <w:b/>
+          <w:bCs/>
+          <w:sz w:val="28"/>
+          <w:szCs w:val="28"/>
+        </w:rPr>
       </w:r>
     </w:p>
     <w:p>
@@ -1357,7 +1400,11 @@
         </w:rPr>
       </w:pPr>
       <w:r>
-        <w:rPr/>
+        <w:rPr>
+          <w:rFonts w:eastAsia="Times New Roman" w:cs="Times New Roman"/>
+          <w:sz w:val="24"/>
+          <w:szCs w:val="24"/>
+        </w:rPr>
       </w:r>
     </w:p>
     <w:p>
@@ -1372,7 +1419,11 @@
         </w:rPr>
       </w:pPr>
       <w:r>
-        <w:rPr/>
+        <w:rPr>
+          <w:rFonts w:eastAsia="Times New Roman" w:cs="Times New Roman"/>
+          <w:sz w:val="24"/>
+          <w:szCs w:val="24"/>
+        </w:rPr>
       </w:r>
     </w:p>
     <w:p>
@@ -1387,7 +1438,11 @@
         </w:rPr>
       </w:pPr>
       <w:r>
-        <w:rPr/>
+        <w:rPr>
+          <w:rFonts w:eastAsia="Times New Roman" w:cs="Times New Roman"/>
+          <w:sz w:val="24"/>
+          <w:szCs w:val="24"/>
+        </w:rPr>
       </w:r>
     </w:p>
     <w:p>
@@ -1676,7 +1731,9 @@
                               <w:rPr/>
                             </w:pPr>
                             <w:r>
-                              <w:rPr/>
+                              <w:rPr>
+                                <w:color w:val="000000"/>
+                              </w:rPr>
                               <w:drawing>
                                 <wp:inline distT="0" distB="0" distL="0" distR="0">
                                   <wp:extent cx="5943600" cy="2757805"/>
@@ -1716,31 +1773,45 @@
                               </w:drawing>
                             </w:r>
                             <w:r>
-                              <w:rPr/>
+                              <w:rPr>
+                                <w:color w:val="000000"/>
+                              </w:rPr>
                               <w:t xml:space="preserve">Figure </w:t>
                             </w:r>
                             <w:r>
-                              <w:rPr/>
+                              <w:rPr>
+                                <w:color w:val="000000"/>
+                              </w:rPr>
                               <w:fldChar w:fldCharType="begin"/>
                             </w:r>
                             <w:r>
-                              <w:rPr/>
+                              <w:rPr>
+                                <w:color w:val="000000"/>
+                              </w:rPr>
                               <w:instrText xml:space="preserve"> SEQ Figure \* ARABIC </w:instrText>
                             </w:r>
                             <w:r>
-                              <w:rPr/>
+                              <w:rPr>
+                                <w:color w:val="000000"/>
+                              </w:rPr>
                               <w:fldChar w:fldCharType="separate"/>
                             </w:r>
                             <w:r>
-                              <w:rPr/>
+                              <w:rPr>
+                                <w:color w:val="000000"/>
+                              </w:rPr>
                               <w:t>1</w:t>
                             </w:r>
                             <w:r>
-                              <w:rPr/>
+                              <w:rPr>
+                                <w:color w:val="000000"/>
+                              </w:rPr>
                               <w:fldChar w:fldCharType="end"/>
                             </w:r>
                             <w:r>
-                              <w:rPr/>
+                              <w:rPr>
+                                <w:color w:val="000000"/>
+                              </w:rPr>
                               <w:t>: Object properties</w:t>
                             </w:r>
                           </w:p>
@@ -1769,7 +1840,9 @@
                         <w:rPr/>
                       </w:pPr>
                       <w:r>
-                        <w:rPr/>
+                        <w:rPr>
+                          <w:color w:val="000000"/>
+                        </w:rPr>
                         <w:drawing>
                           <wp:inline distT="0" distB="0" distL="0" distR="0">
                             <wp:extent cx="5943600" cy="2757805"/>
@@ -1809,31 +1882,45 @@
                         </w:drawing>
                       </w:r>
                       <w:r>
-                        <w:rPr/>
+                        <w:rPr>
+                          <w:color w:val="000000"/>
+                        </w:rPr>
                         <w:t xml:space="preserve">Figure </w:t>
                       </w:r>
                       <w:r>
-                        <w:rPr/>
+                        <w:rPr>
+                          <w:color w:val="000000"/>
+                        </w:rPr>
                         <w:fldChar w:fldCharType="begin"/>
                       </w:r>
                       <w:r>
-                        <w:rPr/>
+                        <w:rPr>
+                          <w:color w:val="000000"/>
+                        </w:rPr>
                         <w:instrText xml:space="preserve"> SEQ Figure \* ARABIC </w:instrText>
                       </w:r>
                       <w:r>
-                        <w:rPr/>
+                        <w:rPr>
+                          <w:color w:val="000000"/>
+                        </w:rPr>
                         <w:fldChar w:fldCharType="separate"/>
                       </w:r>
                       <w:r>
-                        <w:rPr/>
+                        <w:rPr>
+                          <w:color w:val="000000"/>
+                        </w:rPr>
                         <w:t>1</w:t>
                       </w:r>
                       <w:r>
-                        <w:rPr/>
+                        <w:rPr>
+                          <w:color w:val="000000"/>
+                        </w:rPr>
                         <w:fldChar w:fldCharType="end"/>
                       </w:r>
                       <w:r>
-                        <w:rPr/>
+                        <w:rPr>
+                          <w:color w:val="000000"/>
+                        </w:rPr>
                         <w:t>: Object properties</w:t>
                       </w:r>
                     </w:p>
@@ -1891,7 +1978,13 @@
         </w:rPr>
       </w:pPr>
       <w:r>
-        <w:rPr/>
+        <w:rPr>
+          <w:rFonts w:eastAsia="Times New Roman" w:cs="Times New Roman"/>
+          <w:b/>
+          <w:bCs/>
+          <w:sz w:val="26"/>
+          <w:szCs w:val="26"/>
+        </w:rPr>
       </w:r>
     </w:p>
     <w:p>
@@ -1934,7 +2027,7 @@
         <w:pStyle w:val="ListParagraph"/>
         <w:numPr>
           <w:ilvl w:val="0"/>
-          <w:numId w:val="4"/>
+          <w:numId w:val="28"/>
         </w:numPr>
         <w:spacing w:lineRule="exact" w:line="480" w:before="80" w:after="80"/>
         <w:rPr/>
@@ -1953,7 +2046,7 @@
         <w:pStyle w:val="ListParagraph"/>
         <w:numPr>
           <w:ilvl w:val="0"/>
-          <w:numId w:val="5"/>
+          <w:numId w:val="29"/>
         </w:numPr>
         <w:spacing w:lineRule="exact" w:line="480" w:before="80" w:after="80"/>
         <w:rPr/>
@@ -1972,7 +2065,7 @@
         <w:pStyle w:val="ListParagraph"/>
         <w:numPr>
           <w:ilvl w:val="0"/>
-          <w:numId w:val="6"/>
+          <w:numId w:val="30"/>
         </w:numPr>
         <w:spacing w:lineRule="exact" w:line="480" w:before="80" w:after="80"/>
         <w:rPr/>
@@ -1991,7 +2084,7 @@
         <w:pStyle w:val="ListParagraph"/>
         <w:numPr>
           <w:ilvl w:val="0"/>
-          <w:numId w:val="7"/>
+          <w:numId w:val="31"/>
         </w:numPr>
         <w:spacing w:lineRule="exact" w:line="480" w:before="80" w:after="80"/>
         <w:rPr/>
@@ -2010,7 +2103,7 @@
         <w:pStyle w:val="ListParagraph"/>
         <w:numPr>
           <w:ilvl w:val="0"/>
-          <w:numId w:val="8"/>
+          <w:numId w:val="32"/>
         </w:numPr>
         <w:spacing w:lineRule="exact" w:line="480" w:before="80" w:after="80"/>
         <w:rPr/>
@@ -2029,7 +2122,7 @@
         <w:pStyle w:val="ListParagraph"/>
         <w:numPr>
           <w:ilvl w:val="0"/>
-          <w:numId w:val="9"/>
+          <w:numId w:val="33"/>
         </w:numPr>
         <w:spacing w:lineRule="exact" w:line="480" w:before="80" w:after="80"/>
         <w:rPr/>
@@ -2048,7 +2141,7 @@
         <w:pStyle w:val="ListParagraph"/>
         <w:numPr>
           <w:ilvl w:val="0"/>
-          <w:numId w:val="10"/>
+          <w:numId w:val="34"/>
         </w:numPr>
         <w:spacing w:lineRule="exact" w:line="480" w:before="80" w:after="80"/>
         <w:rPr/>
@@ -2067,7 +2160,7 @@
         <w:pStyle w:val="ListParagraph"/>
         <w:numPr>
           <w:ilvl w:val="0"/>
-          <w:numId w:val="11"/>
+          <w:numId w:val="35"/>
         </w:numPr>
         <w:spacing w:lineRule="exact" w:line="480" w:before="80" w:after="80"/>
         <w:rPr/>
@@ -2086,7 +2179,7 @@
         <w:pStyle w:val="ListParagraph"/>
         <w:numPr>
           <w:ilvl w:val="0"/>
-          <w:numId w:val="12"/>
+          <w:numId w:val="36"/>
         </w:numPr>
         <w:spacing w:lineRule="exact" w:line="480" w:before="80" w:after="80"/>
         <w:rPr/>
@@ -2105,7 +2198,7 @@
         <w:pStyle w:val="ListParagraph"/>
         <w:numPr>
           <w:ilvl w:val="0"/>
-          <w:numId w:val="13"/>
+          <w:numId w:val="37"/>
         </w:numPr>
         <w:spacing w:lineRule="exact" w:line="480" w:before="80" w:after="80"/>
         <w:rPr/>
@@ -2124,7 +2217,7 @@
         <w:pStyle w:val="ListParagraph"/>
         <w:numPr>
           <w:ilvl w:val="0"/>
-          <w:numId w:val="14"/>
+          <w:numId w:val="38"/>
         </w:numPr>
         <w:spacing w:lineRule="exact" w:line="480" w:before="80" w:after="80"/>
         <w:rPr/>
@@ -2143,7 +2236,7 @@
         <w:pStyle w:val="ListParagraph"/>
         <w:numPr>
           <w:ilvl w:val="0"/>
-          <w:numId w:val="15"/>
+          <w:numId w:val="39"/>
         </w:numPr>
         <w:spacing w:lineRule="exact" w:line="480" w:before="80" w:after="80"/>
         <w:rPr/>
@@ -2162,7 +2255,7 @@
         <w:pStyle w:val="ListParagraph"/>
         <w:numPr>
           <w:ilvl w:val="0"/>
-          <w:numId w:val="16"/>
+          <w:numId w:val="40"/>
         </w:numPr>
         <w:spacing w:lineRule="exact" w:line="480" w:before="80" w:after="80"/>
         <w:rPr/>
@@ -2181,7 +2274,7 @@
         <w:pStyle w:val="ListParagraph"/>
         <w:numPr>
           <w:ilvl w:val="0"/>
-          <w:numId w:val="17"/>
+          <w:numId w:val="41"/>
         </w:numPr>
         <w:spacing w:lineRule="exact" w:line="480" w:before="80" w:after="80"/>
         <w:rPr/>
@@ -2200,7 +2293,7 @@
         <w:pStyle w:val="ListParagraph"/>
         <w:numPr>
           <w:ilvl w:val="0"/>
-          <w:numId w:val="18"/>
+          <w:numId w:val="42"/>
         </w:numPr>
         <w:spacing w:lineRule="exact" w:line="480" w:before="80" w:after="80"/>
         <w:rPr/>
@@ -2219,7 +2312,7 @@
         <w:pStyle w:val="ListParagraph"/>
         <w:numPr>
           <w:ilvl w:val="0"/>
-          <w:numId w:val="19"/>
+          <w:numId w:val="43"/>
         </w:numPr>
         <w:spacing w:lineRule="exact" w:line="480" w:before="80" w:after="80"/>
         <w:rPr/>
@@ -2300,7 +2393,9 @@
                               <w:rPr/>
                             </w:pPr>
                             <w:r>
-                              <w:rPr/>
+                              <w:rPr>
+                                <w:color w:val="000000"/>
+                              </w:rPr>
                               <w:drawing>
                                 <wp:inline distT="0" distB="0" distL="0" distR="0">
                                   <wp:extent cx="5943600" cy="4115435"/>
@@ -2340,31 +2435,45 @@
                               </w:drawing>
                             </w:r>
                             <w:r>
-                              <w:rPr/>
+                              <w:rPr>
+                                <w:color w:val="000000"/>
+                              </w:rPr>
                               <w:t xml:space="preserve">Figure </w:t>
                             </w:r>
                             <w:r>
-                              <w:rPr/>
+                              <w:rPr>
+                                <w:color w:val="000000"/>
+                              </w:rPr>
                               <w:fldChar w:fldCharType="begin"/>
                             </w:r>
                             <w:r>
-                              <w:rPr/>
+                              <w:rPr>
+                                <w:color w:val="000000"/>
+                              </w:rPr>
                               <w:instrText xml:space="preserve"> SEQ Figure \* ARABIC </w:instrText>
                             </w:r>
                             <w:r>
-                              <w:rPr/>
+                              <w:rPr>
+                                <w:color w:val="000000"/>
+                              </w:rPr>
                               <w:fldChar w:fldCharType="separate"/>
                             </w:r>
                             <w:r>
-                              <w:rPr/>
+                              <w:rPr>
+                                <w:color w:val="000000"/>
+                              </w:rPr>
                               <w:t>2</w:t>
                             </w:r>
                             <w:r>
-                              <w:rPr/>
+                              <w:rPr>
+                                <w:color w:val="000000"/>
+                              </w:rPr>
                               <w:fldChar w:fldCharType="end"/>
                             </w:r>
                             <w:r>
-                              <w:rPr/>
+                              <w:rPr>
+                                <w:color w:val="000000"/>
+                              </w:rPr>
                               <w:t>: Data properties</w:t>
                             </w:r>
                           </w:p>
@@ -2393,7 +2502,9 @@
                         <w:rPr/>
                       </w:pPr>
                       <w:r>
-                        <w:rPr/>
+                        <w:rPr>
+                          <w:color w:val="000000"/>
+                        </w:rPr>
                         <w:drawing>
                           <wp:inline distT="0" distB="0" distL="0" distR="0">
                             <wp:extent cx="5943600" cy="4115435"/>
@@ -2433,31 +2544,45 @@
                         </w:drawing>
                       </w:r>
                       <w:r>
-                        <w:rPr/>
+                        <w:rPr>
+                          <w:color w:val="000000"/>
+                        </w:rPr>
                         <w:t xml:space="preserve">Figure </w:t>
                       </w:r>
                       <w:r>
-                        <w:rPr/>
+                        <w:rPr>
+                          <w:color w:val="000000"/>
+                        </w:rPr>
                         <w:fldChar w:fldCharType="begin"/>
                       </w:r>
                       <w:r>
-                        <w:rPr/>
+                        <w:rPr>
+                          <w:color w:val="000000"/>
+                        </w:rPr>
                         <w:instrText xml:space="preserve"> SEQ Figure \* ARABIC </w:instrText>
                       </w:r>
                       <w:r>
-                        <w:rPr/>
+                        <w:rPr>
+                          <w:color w:val="000000"/>
+                        </w:rPr>
                         <w:fldChar w:fldCharType="separate"/>
                       </w:r>
                       <w:r>
-                        <w:rPr/>
+                        <w:rPr>
+                          <w:color w:val="000000"/>
+                        </w:rPr>
                         <w:t>2</w:t>
                       </w:r>
                       <w:r>
-                        <w:rPr/>
+                        <w:rPr>
+                          <w:color w:val="000000"/>
+                        </w:rPr>
                         <w:fldChar w:fldCharType="end"/>
                       </w:r>
                       <w:r>
-                        <w:rPr/>
+                        <w:rPr>
+                          <w:color w:val="000000"/>
+                        </w:rPr>
                         <w:t>: Data properties</w:t>
                       </w:r>
                     </w:p>
@@ -2532,7 +2657,7 @@
         <w:pStyle w:val="ListParagraph"/>
         <w:numPr>
           <w:ilvl w:val="0"/>
-          <w:numId w:val="20"/>
+          <w:numId w:val="44"/>
         </w:numPr>
         <w:spacing w:lineRule="exact" w:line="480" w:before="80" w:after="80"/>
         <w:rPr/>
@@ -2551,7 +2676,7 @@
         <w:pStyle w:val="ListParagraph"/>
         <w:numPr>
           <w:ilvl w:val="0"/>
-          <w:numId w:val="21"/>
+          <w:numId w:val="45"/>
         </w:numPr>
         <w:spacing w:lineRule="exact" w:line="480" w:before="80" w:after="80"/>
         <w:rPr/>
@@ -2570,7 +2695,7 @@
         <w:pStyle w:val="ListParagraph"/>
         <w:numPr>
           <w:ilvl w:val="0"/>
-          <w:numId w:val="22"/>
+          <w:numId w:val="46"/>
         </w:numPr>
         <w:spacing w:lineRule="exact" w:line="480" w:before="80" w:after="80"/>
         <w:rPr/>
@@ -2589,7 +2714,7 @@
         <w:pStyle w:val="ListParagraph"/>
         <w:numPr>
           <w:ilvl w:val="0"/>
-          <w:numId w:val="23"/>
+          <w:numId w:val="47"/>
         </w:numPr>
         <w:spacing w:lineRule="exact" w:line="480" w:before="80" w:after="80"/>
         <w:rPr/>
@@ -2670,7 +2795,9 @@
                               <w:rPr/>
                             </w:pPr>
                             <w:r>
-                              <w:rPr/>
+                              <w:rPr>
+                                <w:color w:val="000000"/>
+                              </w:rPr>
                               <w:drawing>
                                 <wp:inline distT="0" distB="0" distL="0" distR="0">
                                   <wp:extent cx="5943600" cy="3479800"/>
@@ -2710,31 +2837,45 @@
                               </w:drawing>
                             </w:r>
                             <w:r>
-                              <w:rPr/>
+                              <w:rPr>
+                                <w:color w:val="000000"/>
+                              </w:rPr>
                               <w:t xml:space="preserve">Figure </w:t>
                             </w:r>
                             <w:r>
-                              <w:rPr/>
+                              <w:rPr>
+                                <w:color w:val="000000"/>
+                              </w:rPr>
                               <w:fldChar w:fldCharType="begin"/>
                             </w:r>
                             <w:r>
-                              <w:rPr/>
+                              <w:rPr>
+                                <w:color w:val="000000"/>
+                              </w:rPr>
                               <w:instrText xml:space="preserve"> SEQ Figure \* ARABIC </w:instrText>
                             </w:r>
                             <w:r>
-                              <w:rPr/>
+                              <w:rPr>
+                                <w:color w:val="000000"/>
+                              </w:rPr>
                               <w:fldChar w:fldCharType="separate"/>
                             </w:r>
                             <w:r>
-                              <w:rPr/>
+                              <w:rPr>
+                                <w:color w:val="000000"/>
+                              </w:rPr>
                               <w:t>3</w:t>
                             </w:r>
                             <w:r>
-                              <w:rPr/>
+                              <w:rPr>
+                                <w:color w:val="000000"/>
+                              </w:rPr>
                               <w:fldChar w:fldCharType="end"/>
                             </w:r>
                             <w:r>
-                              <w:rPr/>
+                              <w:rPr>
+                                <w:color w:val="000000"/>
+                              </w:rPr>
                               <w:t>: Classes and SubClasses</w:t>
                             </w:r>
                           </w:p>
@@ -2763,7 +2904,9 @@
                         <w:rPr/>
                       </w:pPr>
                       <w:r>
-                        <w:rPr/>
+                        <w:rPr>
+                          <w:color w:val="000000"/>
+                        </w:rPr>
                         <w:drawing>
                           <wp:inline distT="0" distB="0" distL="0" distR="0">
                             <wp:extent cx="5943600" cy="3479800"/>
@@ -2803,31 +2946,45 @@
                         </w:drawing>
                       </w:r>
                       <w:r>
-                        <w:rPr/>
+                        <w:rPr>
+                          <w:color w:val="000000"/>
+                        </w:rPr>
                         <w:t xml:space="preserve">Figure </w:t>
                       </w:r>
                       <w:r>
-                        <w:rPr/>
+                        <w:rPr>
+                          <w:color w:val="000000"/>
+                        </w:rPr>
                         <w:fldChar w:fldCharType="begin"/>
                       </w:r>
                       <w:r>
-                        <w:rPr/>
+                        <w:rPr>
+                          <w:color w:val="000000"/>
+                        </w:rPr>
                         <w:instrText xml:space="preserve"> SEQ Figure \* ARABIC </w:instrText>
                       </w:r>
                       <w:r>
-                        <w:rPr/>
+                        <w:rPr>
+                          <w:color w:val="000000"/>
+                        </w:rPr>
                         <w:fldChar w:fldCharType="separate"/>
                       </w:r>
                       <w:r>
-                        <w:rPr/>
+                        <w:rPr>
+                          <w:color w:val="000000"/>
+                        </w:rPr>
                         <w:t>3</w:t>
                       </w:r>
                       <w:r>
-                        <w:rPr/>
+                        <w:rPr>
+                          <w:color w:val="000000"/>
+                        </w:rPr>
                         <w:fldChar w:fldCharType="end"/>
                       </w:r>
                       <w:r>
-                        <w:rPr/>
+                        <w:rPr>
+                          <w:color w:val="000000"/>
+                        </w:rPr>
                         <w:t>: Classes and SubClasses</w:t>
                       </w:r>
                     </w:p>
@@ -2916,7 +3073,9 @@
                               <w:rPr/>
                             </w:pPr>
                             <w:r>
-                              <w:rPr/>
+                              <w:rPr>
+                                <w:color w:val="000000"/>
+                              </w:rPr>
                               <w:drawing>
                                 <wp:inline distT="0" distB="0" distL="0" distR="0">
                                   <wp:extent cx="4017010" cy="3239770"/>
@@ -2956,31 +3115,45 @@
                               </w:drawing>
                             </w:r>
                             <w:r>
-                              <w:rPr/>
+                              <w:rPr>
+                                <w:color w:val="000000"/>
+                              </w:rPr>
                               <w:t xml:space="preserve">Figure </w:t>
                             </w:r>
                             <w:r>
-                              <w:rPr/>
+                              <w:rPr>
+                                <w:color w:val="000000"/>
+                              </w:rPr>
                               <w:fldChar w:fldCharType="begin"/>
                             </w:r>
                             <w:r>
-                              <w:rPr/>
+                              <w:rPr>
+                                <w:color w:val="000000"/>
+                              </w:rPr>
                               <w:instrText xml:space="preserve"> SEQ Figure \* ARABIC </w:instrText>
                             </w:r>
                             <w:r>
-                              <w:rPr/>
+                              <w:rPr>
+                                <w:color w:val="000000"/>
+                              </w:rPr>
                               <w:fldChar w:fldCharType="separate"/>
                             </w:r>
                             <w:r>
-                              <w:rPr/>
+                              <w:rPr>
+                                <w:color w:val="000000"/>
+                              </w:rPr>
                               <w:t>4</w:t>
                             </w:r>
                             <w:r>
-                              <w:rPr/>
+                              <w:rPr>
+                                <w:color w:val="000000"/>
+                              </w:rPr>
                               <w:fldChar w:fldCharType="end"/>
                             </w:r>
                             <w:r>
-                              <w:rPr/>
+                              <w:rPr>
+                                <w:color w:val="000000"/>
+                              </w:rPr>
                               <w:t>: Individuals</w:t>
                             </w:r>
                           </w:p>
@@ -3009,7 +3182,9 @@
                         <w:rPr/>
                       </w:pPr>
                       <w:r>
-                        <w:rPr/>
+                        <w:rPr>
+                          <w:color w:val="000000"/>
+                        </w:rPr>
                         <w:drawing>
                           <wp:inline distT="0" distB="0" distL="0" distR="0">
                             <wp:extent cx="4017010" cy="3239770"/>
@@ -3049,31 +3224,45 @@
                         </w:drawing>
                       </w:r>
                       <w:r>
-                        <w:rPr/>
+                        <w:rPr>
+                          <w:color w:val="000000"/>
+                        </w:rPr>
                         <w:t xml:space="preserve">Figure </w:t>
                       </w:r>
                       <w:r>
-                        <w:rPr/>
+                        <w:rPr>
+                          <w:color w:val="000000"/>
+                        </w:rPr>
                         <w:fldChar w:fldCharType="begin"/>
                       </w:r>
                       <w:r>
-                        <w:rPr/>
+                        <w:rPr>
+                          <w:color w:val="000000"/>
+                        </w:rPr>
                         <w:instrText xml:space="preserve"> SEQ Figure \* ARABIC </w:instrText>
                       </w:r>
                       <w:r>
-                        <w:rPr/>
+                        <w:rPr>
+                          <w:color w:val="000000"/>
+                        </w:rPr>
                         <w:fldChar w:fldCharType="separate"/>
                       </w:r>
                       <w:r>
-                        <w:rPr/>
+                        <w:rPr>
+                          <w:color w:val="000000"/>
+                        </w:rPr>
                         <w:t>4</w:t>
                       </w:r>
                       <w:r>
-                        <w:rPr/>
+                        <w:rPr>
+                          <w:color w:val="000000"/>
+                        </w:rPr>
                         <w:fldChar w:fldCharType="end"/>
                       </w:r>
                       <w:r>
-                        <w:rPr/>
+                        <w:rPr>
+                          <w:color w:val="000000"/>
+                        </w:rPr>
                         <w:t>: Individuals</w:t>
                       </w:r>
                     </w:p>
@@ -3280,7 +3469,7 @@
         <w:pStyle w:val="ListParagraph"/>
         <w:numPr>
           <w:ilvl w:val="0"/>
-          <w:numId w:val="24"/>
+          <w:numId w:val="48"/>
         </w:numPr>
         <w:spacing w:lineRule="exact" w:line="480" w:before="80" w:after="80"/>
         <w:rPr/>
@@ -3299,7 +3488,7 @@
         <w:pStyle w:val="ListParagraph"/>
         <w:numPr>
           <w:ilvl w:val="0"/>
-          <w:numId w:val="25"/>
+          <w:numId w:val="49"/>
         </w:numPr>
         <w:spacing w:lineRule="exact" w:line="480" w:before="80" w:after="80"/>
         <w:rPr/>
@@ -3390,7 +3579,9 @@
                               <w:rPr/>
                             </w:pPr>
                             <w:r>
-                              <w:rPr/>
+                              <w:rPr>
+                                <w:color w:val="000000"/>
+                              </w:rPr>
                               <w:drawing>
                                 <wp:inline distT="0" distB="0" distL="0" distR="0">
                                   <wp:extent cx="5360670" cy="3860165"/>
@@ -3430,31 +3621,45 @@
                               </w:drawing>
                             </w:r>
                             <w:r>
-                              <w:rPr/>
+                              <w:rPr>
+                                <w:color w:val="000000"/>
+                              </w:rPr>
                               <w:t xml:space="preserve">Figure </w:t>
                             </w:r>
                             <w:r>
-                              <w:rPr/>
+                              <w:rPr>
+                                <w:color w:val="000000"/>
+                              </w:rPr>
                               <w:fldChar w:fldCharType="begin"/>
                             </w:r>
                             <w:r>
-                              <w:rPr/>
+                              <w:rPr>
+                                <w:color w:val="000000"/>
+                              </w:rPr>
                               <w:instrText xml:space="preserve"> SEQ Figure \* ARABIC </w:instrText>
                             </w:r>
                             <w:r>
-                              <w:rPr/>
+                              <w:rPr>
+                                <w:color w:val="000000"/>
+                              </w:rPr>
                               <w:fldChar w:fldCharType="separate"/>
                             </w:r>
                             <w:r>
-                              <w:rPr/>
+                              <w:rPr>
+                                <w:color w:val="000000"/>
+                              </w:rPr>
                               <w:t>5</w:t>
                             </w:r>
                             <w:r>
-                              <w:rPr/>
+                              <w:rPr>
+                                <w:color w:val="000000"/>
+                              </w:rPr>
                               <w:fldChar w:fldCharType="end"/>
                             </w:r>
                             <w:r>
-                              <w:rPr/>
+                              <w:rPr>
+                                <w:color w:val="000000"/>
+                              </w:rPr>
                               <w:t>: Disjoint</w:t>
                             </w:r>
                           </w:p>
@@ -3483,7 +3688,9 @@
                         <w:rPr/>
                       </w:pPr>
                       <w:r>
-                        <w:rPr/>
+                        <w:rPr>
+                          <w:color w:val="000000"/>
+                        </w:rPr>
                         <w:drawing>
                           <wp:inline distT="0" distB="0" distL="0" distR="0">
                             <wp:extent cx="5360670" cy="3860165"/>
@@ -3523,31 +3730,45 @@
                         </w:drawing>
                       </w:r>
                       <w:r>
-                        <w:rPr/>
+                        <w:rPr>
+                          <w:color w:val="000000"/>
+                        </w:rPr>
                         <w:t xml:space="preserve">Figure </w:t>
                       </w:r>
                       <w:r>
-                        <w:rPr/>
+                        <w:rPr>
+                          <w:color w:val="000000"/>
+                        </w:rPr>
                         <w:fldChar w:fldCharType="begin"/>
                       </w:r>
                       <w:r>
-                        <w:rPr/>
+                        <w:rPr>
+                          <w:color w:val="000000"/>
+                        </w:rPr>
                         <w:instrText xml:space="preserve"> SEQ Figure \* ARABIC </w:instrText>
                       </w:r>
                       <w:r>
-                        <w:rPr/>
+                        <w:rPr>
+                          <w:color w:val="000000"/>
+                        </w:rPr>
                         <w:fldChar w:fldCharType="separate"/>
                       </w:r>
                       <w:r>
-                        <w:rPr/>
+                        <w:rPr>
+                          <w:color w:val="000000"/>
+                        </w:rPr>
                         <w:t>5</w:t>
                       </w:r>
                       <w:r>
-                        <w:rPr/>
+                        <w:rPr>
+                          <w:color w:val="000000"/>
+                        </w:rPr>
                         <w:fldChar w:fldCharType="end"/>
                       </w:r>
                       <w:r>
-                        <w:rPr/>
+                        <w:rPr>
+                          <w:color w:val="000000"/>
+                        </w:rPr>
                         <w:t>: Disjoint</w:t>
                       </w:r>
                     </w:p>
@@ -3945,7 +4166,9 @@
                               <w:rPr/>
                             </w:pPr>
                             <w:r>
-                              <w:rPr/>
+                              <w:rPr>
+                                <w:color w:val="000000"/>
+                              </w:rPr>
                               <w:drawing>
                                 <wp:inline distT="0" distB="0" distL="0" distR="0">
                                   <wp:extent cx="3228975" cy="1266825"/>
@@ -3985,31 +4208,45 @@
                               </w:drawing>
                             </w:r>
                             <w:r>
-                              <w:rPr/>
+                              <w:rPr>
+                                <w:color w:val="000000"/>
+                              </w:rPr>
                               <w:t xml:space="preserve">Figure </w:t>
                             </w:r>
                             <w:r>
-                              <w:rPr/>
+                              <w:rPr>
+                                <w:color w:val="000000"/>
+                              </w:rPr>
                               <w:fldChar w:fldCharType="begin"/>
                             </w:r>
                             <w:r>
-                              <w:rPr/>
+                              <w:rPr>
+                                <w:color w:val="000000"/>
+                              </w:rPr>
                               <w:instrText xml:space="preserve"> SEQ Figure \* ARABIC </w:instrText>
                             </w:r>
                             <w:r>
-                              <w:rPr/>
+                              <w:rPr>
+                                <w:color w:val="000000"/>
+                              </w:rPr>
                               <w:fldChar w:fldCharType="separate"/>
                             </w:r>
                             <w:r>
-                              <w:rPr/>
+                              <w:rPr>
+                                <w:color w:val="000000"/>
+                              </w:rPr>
                               <w:t>6</w:t>
                             </w:r>
                             <w:r>
-                              <w:rPr/>
+                              <w:rPr>
+                                <w:color w:val="000000"/>
+                              </w:rPr>
                               <w:fldChar w:fldCharType="end"/>
                             </w:r>
                             <w:r>
-                              <w:rPr/>
+                              <w:rPr>
+                                <w:color w:val="000000"/>
+                              </w:rPr>
                               <w:t>: Cardinality Restriction</w:t>
                             </w:r>
                           </w:p>
@@ -4038,7 +4275,9 @@
                         <w:rPr/>
                       </w:pPr>
                       <w:r>
-                        <w:rPr/>
+                        <w:rPr>
+                          <w:color w:val="000000"/>
+                        </w:rPr>
                         <w:drawing>
                           <wp:inline distT="0" distB="0" distL="0" distR="0">
                             <wp:extent cx="3228975" cy="1266825"/>
@@ -4078,31 +4317,45 @@
                         </w:drawing>
                       </w:r>
                       <w:r>
-                        <w:rPr/>
+                        <w:rPr>
+                          <w:color w:val="000000"/>
+                        </w:rPr>
                         <w:t xml:space="preserve">Figure </w:t>
                       </w:r>
                       <w:r>
-                        <w:rPr/>
+                        <w:rPr>
+                          <w:color w:val="000000"/>
+                        </w:rPr>
                         <w:fldChar w:fldCharType="begin"/>
                       </w:r>
                       <w:r>
-                        <w:rPr/>
+                        <w:rPr>
+                          <w:color w:val="000000"/>
+                        </w:rPr>
                         <w:instrText xml:space="preserve"> SEQ Figure \* ARABIC </w:instrText>
                       </w:r>
                       <w:r>
-                        <w:rPr/>
+                        <w:rPr>
+                          <w:color w:val="000000"/>
+                        </w:rPr>
                         <w:fldChar w:fldCharType="separate"/>
                       </w:r>
                       <w:r>
-                        <w:rPr/>
+                        <w:rPr>
+                          <w:color w:val="000000"/>
+                        </w:rPr>
                         <w:t>6</w:t>
                       </w:r>
                       <w:r>
-                        <w:rPr/>
+                        <w:rPr>
+                          <w:color w:val="000000"/>
+                        </w:rPr>
                         <w:fldChar w:fldCharType="end"/>
                       </w:r>
                       <w:r>
-                        <w:rPr/>
+                        <w:rPr>
+                          <w:color w:val="000000"/>
+                        </w:rPr>
                         <w:t>: Cardinality Restriction</w:t>
                       </w:r>
                     </w:p>
@@ -4196,7 +4449,7 @@
         <w:pStyle w:val="ListParagraph"/>
         <w:numPr>
           <w:ilvl w:val="0"/>
-          <w:numId w:val="26"/>
+          <w:numId w:val="50"/>
         </w:numPr>
         <w:spacing w:lineRule="exact" w:line="480" w:before="80" w:after="80"/>
         <w:rPr/>
@@ -4267,7 +4520,9 @@
                               <w:rPr/>
                             </w:pPr>
                             <w:r>
-                              <w:rPr/>
+                              <w:rPr>
+                                <w:color w:val="000000"/>
+                              </w:rPr>
                               <w:drawing>
                                 <wp:inline distT="0" distB="0" distL="0" distR="0">
                                   <wp:extent cx="5943600" cy="4142740"/>
@@ -4307,31 +4562,45 @@
                               </w:drawing>
                             </w:r>
                             <w:r>
-                              <w:rPr/>
+                              <w:rPr>
+                                <w:color w:val="000000"/>
+                              </w:rPr>
                               <w:t xml:space="preserve">Figure </w:t>
                             </w:r>
                             <w:r>
-                              <w:rPr/>
+                              <w:rPr>
+                                <w:color w:val="000000"/>
+                              </w:rPr>
                               <w:fldChar w:fldCharType="begin"/>
                             </w:r>
                             <w:r>
-                              <w:rPr/>
+                              <w:rPr>
+                                <w:color w:val="000000"/>
+                              </w:rPr>
                               <w:instrText xml:space="preserve"> SEQ Figure \* ARABIC </w:instrText>
                             </w:r>
                             <w:r>
-                              <w:rPr/>
+                              <w:rPr>
+                                <w:color w:val="000000"/>
+                              </w:rPr>
                               <w:fldChar w:fldCharType="separate"/>
                             </w:r>
                             <w:r>
-                              <w:rPr/>
+                              <w:rPr>
+                                <w:color w:val="000000"/>
+                              </w:rPr>
                               <w:t>7</w:t>
                             </w:r>
                             <w:r>
-                              <w:rPr/>
+                              <w:rPr>
+                                <w:color w:val="000000"/>
+                              </w:rPr>
                               <w:fldChar w:fldCharType="end"/>
                             </w:r>
                             <w:r>
-                              <w:rPr/>
+                              <w:rPr>
+                                <w:color w:val="000000"/>
+                              </w:rPr>
                               <w:t>: Error Picked up by reasoner</w:t>
                             </w:r>
                           </w:p>
@@ -4360,7 +4629,9 @@
                         <w:rPr/>
                       </w:pPr>
                       <w:r>
-                        <w:rPr/>
+                        <w:rPr>
+                          <w:color w:val="000000"/>
+                        </w:rPr>
                         <w:drawing>
                           <wp:inline distT="0" distB="0" distL="0" distR="0">
                             <wp:extent cx="5943600" cy="4142740"/>
@@ -4400,31 +4671,45 @@
                         </w:drawing>
                       </w:r>
                       <w:r>
-                        <w:rPr/>
+                        <w:rPr>
+                          <w:color w:val="000000"/>
+                        </w:rPr>
                         <w:t xml:space="preserve">Figure </w:t>
                       </w:r>
                       <w:r>
-                        <w:rPr/>
+                        <w:rPr>
+                          <w:color w:val="000000"/>
+                        </w:rPr>
                         <w:fldChar w:fldCharType="begin"/>
                       </w:r>
                       <w:r>
-                        <w:rPr/>
+                        <w:rPr>
+                          <w:color w:val="000000"/>
+                        </w:rPr>
                         <w:instrText xml:space="preserve"> SEQ Figure \* ARABIC </w:instrText>
                       </w:r>
                       <w:r>
-                        <w:rPr/>
+                        <w:rPr>
+                          <w:color w:val="000000"/>
+                        </w:rPr>
                         <w:fldChar w:fldCharType="separate"/>
                       </w:r>
                       <w:r>
-                        <w:rPr/>
+                        <w:rPr>
+                          <w:color w:val="000000"/>
+                        </w:rPr>
                         <w:t>7</w:t>
                       </w:r>
                       <w:r>
-                        <w:rPr/>
+                        <w:rPr>
+                          <w:color w:val="000000"/>
+                        </w:rPr>
                         <w:fldChar w:fldCharType="end"/>
                       </w:r>
                       <w:r>
-                        <w:rPr/>
+                        <w:rPr>
+                          <w:color w:val="000000"/>
+                        </w:rPr>
                         <w:t>: Error Picked up by reasoner</w:t>
                       </w:r>
                     </w:p>
@@ -4569,7 +4854,13 @@
         </w:rPr>
       </w:pPr>
       <w:r>
-        <w:rPr/>
+        <w:rPr>
+          <w:rFonts w:eastAsia="Times New Roman" w:cs="Times New Roman"/>
+          <w:b/>
+          <w:bCs/>
+          <w:sz w:val="26"/>
+          <w:szCs w:val="26"/>
+        </w:rPr>
       </w:r>
     </w:p>
     <w:p>
@@ -4651,7 +4942,9 @@
                               <w:rPr/>
                             </w:pPr>
                             <w:r>
-                              <w:rPr/>
+                              <w:rPr>
+                                <w:color w:val="000000"/>
+                              </w:rPr>
                               <w:drawing>
                                 <wp:inline distT="0" distB="0" distL="0" distR="0">
                                   <wp:extent cx="5943600" cy="1877060"/>
@@ -4691,31 +4984,45 @@
                               </w:drawing>
                             </w:r>
                             <w:r>
-                              <w:rPr/>
+                              <w:rPr>
+                                <w:color w:val="000000"/>
+                              </w:rPr>
                               <w:t xml:space="preserve">Figure </w:t>
                             </w:r>
                             <w:r>
-                              <w:rPr/>
+                              <w:rPr>
+                                <w:color w:val="000000"/>
+                              </w:rPr>
                               <w:fldChar w:fldCharType="begin"/>
                             </w:r>
                             <w:r>
-                              <w:rPr/>
+                              <w:rPr>
+                                <w:color w:val="000000"/>
+                              </w:rPr>
                               <w:instrText xml:space="preserve"> SEQ Figure \* ARABIC </w:instrText>
                             </w:r>
                             <w:r>
-                              <w:rPr/>
+                              <w:rPr>
+                                <w:color w:val="000000"/>
+                              </w:rPr>
                               <w:fldChar w:fldCharType="separate"/>
                             </w:r>
                             <w:r>
-                              <w:rPr/>
+                              <w:rPr>
+                                <w:color w:val="000000"/>
+                              </w:rPr>
                               <w:t>8</w:t>
                             </w:r>
                             <w:r>
-                              <w:rPr/>
+                              <w:rPr>
+                                <w:color w:val="000000"/>
+                              </w:rPr>
                               <w:fldChar w:fldCharType="end"/>
                             </w:r>
                             <w:r>
-                              <w:rPr/>
+                              <w:rPr>
+                                <w:color w:val="000000"/>
+                              </w:rPr>
                               <w:t>: Reasoner CLI clean output</w:t>
                             </w:r>
                           </w:p>
@@ -4744,7 +5051,9 @@
                         <w:rPr/>
                       </w:pPr>
                       <w:r>
-                        <w:rPr/>
+                        <w:rPr>
+                          <w:color w:val="000000"/>
+                        </w:rPr>
                         <w:drawing>
                           <wp:inline distT="0" distB="0" distL="0" distR="0">
                             <wp:extent cx="5943600" cy="1877060"/>
@@ -4784,31 +5093,45 @@
                         </w:drawing>
                       </w:r>
                       <w:r>
-                        <w:rPr/>
+                        <w:rPr>
+                          <w:color w:val="000000"/>
+                        </w:rPr>
                         <w:t xml:space="preserve">Figure </w:t>
                       </w:r>
                       <w:r>
-                        <w:rPr/>
+                        <w:rPr>
+                          <w:color w:val="000000"/>
+                        </w:rPr>
                         <w:fldChar w:fldCharType="begin"/>
                       </w:r>
                       <w:r>
-                        <w:rPr/>
+                        <w:rPr>
+                          <w:color w:val="000000"/>
+                        </w:rPr>
                         <w:instrText xml:space="preserve"> SEQ Figure \* ARABIC </w:instrText>
                       </w:r>
                       <w:r>
-                        <w:rPr/>
+                        <w:rPr>
+                          <w:color w:val="000000"/>
+                        </w:rPr>
                         <w:fldChar w:fldCharType="separate"/>
                       </w:r>
                       <w:r>
-                        <w:rPr/>
+                        <w:rPr>
+                          <w:color w:val="000000"/>
+                        </w:rPr>
                         <w:t>8</w:t>
                       </w:r>
                       <w:r>
-                        <w:rPr/>
+                        <w:rPr>
+                          <w:color w:val="000000"/>
+                        </w:rPr>
                         <w:fldChar w:fldCharType="end"/>
                       </w:r>
                       <w:r>
-                        <w:rPr/>
+                        <w:rPr>
+                          <w:color w:val="000000"/>
+                        </w:rPr>
                         <w:t>: Reasoner CLI clean output</w:t>
                       </w:r>
                     </w:p>
@@ -5319,7 +5642,9 @@
                               <w:rPr/>
                             </w:pPr>
                             <w:r>
-                              <w:rPr/>
+                              <w:rPr>
+                                <w:color w:val="000000"/>
+                              </w:rPr>
                               <w:drawing>
                                 <wp:inline distT="0" distB="0" distL="0" distR="0">
                                   <wp:extent cx="5943600" cy="4507230"/>
@@ -5359,31 +5684,45 @@
                               </w:drawing>
                             </w:r>
                             <w:r>
-                              <w:rPr/>
+                              <w:rPr>
+                                <w:color w:val="000000"/>
+                              </w:rPr>
                               <w:t xml:space="preserve">Figure </w:t>
                             </w:r>
                             <w:r>
-                              <w:rPr/>
+                              <w:rPr>
+                                <w:color w:val="000000"/>
+                              </w:rPr>
                               <w:fldChar w:fldCharType="begin"/>
                             </w:r>
                             <w:r>
-                              <w:rPr/>
+                              <w:rPr>
+                                <w:color w:val="000000"/>
+                              </w:rPr>
                               <w:instrText xml:space="preserve"> SEQ Figure \* ARABIC </w:instrText>
                             </w:r>
                             <w:r>
-                              <w:rPr/>
+                              <w:rPr>
+                                <w:color w:val="000000"/>
+                              </w:rPr>
                               <w:fldChar w:fldCharType="separate"/>
                             </w:r>
                             <w:r>
-                              <w:rPr/>
+                              <w:rPr>
+                                <w:color w:val="000000"/>
+                              </w:rPr>
                               <w:t>9</w:t>
                             </w:r>
                             <w:r>
-                              <w:rPr/>
+                              <w:rPr>
+                                <w:color w:val="000000"/>
+                              </w:rPr>
                               <w:fldChar w:fldCharType="end"/>
                             </w:r>
                             <w:r>
-                              <w:rPr/>
+                              <w:rPr>
+                                <w:color w:val="000000"/>
+                              </w:rPr>
                               <w:t>: Query1</w:t>
                             </w:r>
                           </w:p>
@@ -5412,7 +5751,9 @@
                         <w:rPr/>
                       </w:pPr>
                       <w:r>
-                        <w:rPr/>
+                        <w:rPr>
+                          <w:color w:val="000000"/>
+                        </w:rPr>
                         <w:drawing>
                           <wp:inline distT="0" distB="0" distL="0" distR="0">
                             <wp:extent cx="5943600" cy="4507230"/>
@@ -5452,31 +5793,45 @@
                         </w:drawing>
                       </w:r>
                       <w:r>
-                        <w:rPr/>
+                        <w:rPr>
+                          <w:color w:val="000000"/>
+                        </w:rPr>
                         <w:t xml:space="preserve">Figure </w:t>
                       </w:r>
                       <w:r>
-                        <w:rPr/>
+                        <w:rPr>
+                          <w:color w:val="000000"/>
+                        </w:rPr>
                         <w:fldChar w:fldCharType="begin"/>
                       </w:r>
                       <w:r>
-                        <w:rPr/>
+                        <w:rPr>
+                          <w:color w:val="000000"/>
+                        </w:rPr>
                         <w:instrText xml:space="preserve"> SEQ Figure \* ARABIC </w:instrText>
                       </w:r>
                       <w:r>
-                        <w:rPr/>
+                        <w:rPr>
+                          <w:color w:val="000000"/>
+                        </w:rPr>
                         <w:fldChar w:fldCharType="separate"/>
                       </w:r>
                       <w:r>
-                        <w:rPr/>
+                        <w:rPr>
+                          <w:color w:val="000000"/>
+                        </w:rPr>
                         <w:t>9</w:t>
                       </w:r>
                       <w:r>
-                        <w:rPr/>
+                        <w:rPr>
+                          <w:color w:val="000000"/>
+                        </w:rPr>
                         <w:fldChar w:fldCharType="end"/>
                       </w:r>
                       <w:r>
-                        <w:rPr/>
+                        <w:rPr>
+                          <w:color w:val="000000"/>
+                        </w:rPr>
                         <w:t>: Query1</w:t>
                       </w:r>
                     </w:p>
@@ -5772,7 +6127,9 @@
                               <w:rPr/>
                             </w:pPr>
                             <w:r>
-                              <w:rPr/>
+                              <w:rPr>
+                                <w:color w:val="000000"/>
+                              </w:rPr>
                               <w:drawing>
                                 <wp:inline distT="0" distB="0" distL="0" distR="0">
                                   <wp:extent cx="5943600" cy="3541395"/>
@@ -5812,31 +6169,45 @@
                               </w:drawing>
                             </w:r>
                             <w:r>
-                              <w:rPr/>
+                              <w:rPr>
+                                <w:color w:val="000000"/>
+                              </w:rPr>
                               <w:t xml:space="preserve">Figure </w:t>
                             </w:r>
                             <w:r>
-                              <w:rPr/>
+                              <w:rPr>
+                                <w:color w:val="000000"/>
+                              </w:rPr>
                               <w:fldChar w:fldCharType="begin"/>
                             </w:r>
                             <w:r>
-                              <w:rPr/>
+                              <w:rPr>
+                                <w:color w:val="000000"/>
+                              </w:rPr>
                               <w:instrText xml:space="preserve"> SEQ Figure \* ARABIC </w:instrText>
                             </w:r>
                             <w:r>
-                              <w:rPr/>
+                              <w:rPr>
+                                <w:color w:val="000000"/>
+                              </w:rPr>
                               <w:fldChar w:fldCharType="separate"/>
                             </w:r>
                             <w:r>
-                              <w:rPr/>
+                              <w:rPr>
+                                <w:color w:val="000000"/>
+                              </w:rPr>
                               <w:t>10</w:t>
                             </w:r>
                             <w:r>
-                              <w:rPr/>
+                              <w:rPr>
+                                <w:color w:val="000000"/>
+                              </w:rPr>
                               <w:fldChar w:fldCharType="end"/>
                             </w:r>
                             <w:r>
-                              <w:rPr/>
+                              <w:rPr>
+                                <w:color w:val="000000"/>
+                              </w:rPr>
                               <w:t>: Query2</w:t>
                             </w:r>
                           </w:p>
@@ -5865,7 +6236,9 @@
                         <w:rPr/>
                       </w:pPr>
                       <w:r>
-                        <w:rPr/>
+                        <w:rPr>
+                          <w:color w:val="000000"/>
+                        </w:rPr>
                         <w:drawing>
                           <wp:inline distT="0" distB="0" distL="0" distR="0">
                             <wp:extent cx="5943600" cy="3541395"/>
@@ -5905,31 +6278,45 @@
                         </w:drawing>
                       </w:r>
                       <w:r>
-                        <w:rPr/>
+                        <w:rPr>
+                          <w:color w:val="000000"/>
+                        </w:rPr>
                         <w:t xml:space="preserve">Figure </w:t>
                       </w:r>
                       <w:r>
-                        <w:rPr/>
+                        <w:rPr>
+                          <w:color w:val="000000"/>
+                        </w:rPr>
                         <w:fldChar w:fldCharType="begin"/>
                       </w:r>
                       <w:r>
-                        <w:rPr/>
+                        <w:rPr>
+                          <w:color w:val="000000"/>
+                        </w:rPr>
                         <w:instrText xml:space="preserve"> SEQ Figure \* ARABIC </w:instrText>
                       </w:r>
                       <w:r>
-                        <w:rPr/>
+                        <w:rPr>
+                          <w:color w:val="000000"/>
+                        </w:rPr>
                         <w:fldChar w:fldCharType="separate"/>
                       </w:r>
                       <w:r>
-                        <w:rPr/>
+                        <w:rPr>
+                          <w:color w:val="000000"/>
+                        </w:rPr>
                         <w:t>10</w:t>
                       </w:r>
                       <w:r>
-                        <w:rPr/>
+                        <w:rPr>
+                          <w:color w:val="000000"/>
+                        </w:rPr>
                         <w:fldChar w:fldCharType="end"/>
                       </w:r>
                       <w:r>
-                        <w:rPr/>
+                        <w:rPr>
+                          <w:color w:val="000000"/>
+                        </w:rPr>
                         <w:t>: Query2</w:t>
                       </w:r>
                     </w:p>
@@ -6239,7 +6626,9 @@
                               <w:rPr/>
                             </w:pPr>
                             <w:r>
-                              <w:rPr/>
+                              <w:rPr>
+                                <w:color w:val="000000"/>
+                              </w:rPr>
                               <w:drawing>
                                 <wp:inline distT="0" distB="0" distL="0" distR="0">
                                   <wp:extent cx="5943600" cy="3541395"/>
@@ -6279,31 +6668,45 @@
                               </w:drawing>
                             </w:r>
                             <w:r>
-                              <w:rPr/>
+                              <w:rPr>
+                                <w:color w:val="000000"/>
+                              </w:rPr>
                               <w:t xml:space="preserve">Figure </w:t>
                             </w:r>
                             <w:r>
-                              <w:rPr/>
+                              <w:rPr>
+                                <w:color w:val="000000"/>
+                              </w:rPr>
                               <w:fldChar w:fldCharType="begin"/>
                             </w:r>
                             <w:r>
-                              <w:rPr/>
+                              <w:rPr>
+                                <w:color w:val="000000"/>
+                              </w:rPr>
                               <w:instrText xml:space="preserve"> SEQ Figure \* ARABIC </w:instrText>
                             </w:r>
                             <w:r>
-                              <w:rPr/>
+                              <w:rPr>
+                                <w:color w:val="000000"/>
+                              </w:rPr>
                               <w:fldChar w:fldCharType="separate"/>
                             </w:r>
                             <w:r>
-                              <w:rPr/>
+                              <w:rPr>
+                                <w:color w:val="000000"/>
+                              </w:rPr>
                               <w:t>11</w:t>
                             </w:r>
                             <w:r>
-                              <w:rPr/>
+                              <w:rPr>
+                                <w:color w:val="000000"/>
+                              </w:rPr>
                               <w:fldChar w:fldCharType="end"/>
                             </w:r>
                             <w:r>
-                              <w:rPr/>
+                              <w:rPr>
+                                <w:color w:val="000000"/>
+                              </w:rPr>
                               <w:t>: Query3</w:t>
                             </w:r>
                           </w:p>
@@ -6332,7 +6735,9 @@
                         <w:rPr/>
                       </w:pPr>
                       <w:r>
-                        <w:rPr/>
+                        <w:rPr>
+                          <w:color w:val="000000"/>
+                        </w:rPr>
                         <w:drawing>
                           <wp:inline distT="0" distB="0" distL="0" distR="0">
                             <wp:extent cx="5943600" cy="3541395"/>
@@ -6372,31 +6777,45 @@
                         </w:drawing>
                       </w:r>
                       <w:r>
-                        <w:rPr/>
+                        <w:rPr>
+                          <w:color w:val="000000"/>
+                        </w:rPr>
                         <w:t xml:space="preserve">Figure </w:t>
                       </w:r>
                       <w:r>
-                        <w:rPr/>
+                        <w:rPr>
+                          <w:color w:val="000000"/>
+                        </w:rPr>
                         <w:fldChar w:fldCharType="begin"/>
                       </w:r>
                       <w:r>
-                        <w:rPr/>
+                        <w:rPr>
+                          <w:color w:val="000000"/>
+                        </w:rPr>
                         <w:instrText xml:space="preserve"> SEQ Figure \* ARABIC </w:instrText>
                       </w:r>
                       <w:r>
-                        <w:rPr/>
+                        <w:rPr>
+                          <w:color w:val="000000"/>
+                        </w:rPr>
                         <w:fldChar w:fldCharType="separate"/>
                       </w:r>
                       <w:r>
-                        <w:rPr/>
+                        <w:rPr>
+                          <w:color w:val="000000"/>
+                        </w:rPr>
                         <w:t>11</w:t>
                       </w:r>
                       <w:r>
-                        <w:rPr/>
+                        <w:rPr>
+                          <w:color w:val="000000"/>
+                        </w:rPr>
                         <w:fldChar w:fldCharType="end"/>
                       </w:r>
                       <w:r>
-                        <w:rPr/>
+                        <w:rPr>
+                          <w:color w:val="000000"/>
+                        </w:rPr>
                         <w:t>: Query3</w:t>
                       </w:r>
                     </w:p>
@@ -6748,7 +7167,9 @@
                               <w:rPr/>
                             </w:pPr>
                             <w:r>
-                              <w:rPr/>
+                              <w:rPr>
+                                <w:color w:val="000000"/>
+                              </w:rPr>
                               <w:drawing>
                                 <wp:inline distT="0" distB="0" distL="0" distR="0">
                                   <wp:extent cx="5943600" cy="4098290"/>
@@ -6788,31 +7209,45 @@
                               </w:drawing>
                             </w:r>
                             <w:r>
-                              <w:rPr/>
+                              <w:rPr>
+                                <w:color w:val="000000"/>
+                              </w:rPr>
                               <w:t xml:space="preserve">Figure </w:t>
                             </w:r>
                             <w:r>
-                              <w:rPr/>
+                              <w:rPr>
+                                <w:color w:val="000000"/>
+                              </w:rPr>
                               <w:fldChar w:fldCharType="begin"/>
                             </w:r>
                             <w:r>
-                              <w:rPr/>
+                              <w:rPr>
+                                <w:color w:val="000000"/>
+                              </w:rPr>
                               <w:instrText xml:space="preserve"> SEQ Figure \* ARABIC </w:instrText>
                             </w:r>
                             <w:r>
-                              <w:rPr/>
+                              <w:rPr>
+                                <w:color w:val="000000"/>
+                              </w:rPr>
                               <w:fldChar w:fldCharType="separate"/>
                             </w:r>
                             <w:r>
-                              <w:rPr/>
+                              <w:rPr>
+                                <w:color w:val="000000"/>
+                              </w:rPr>
                               <w:t>12</w:t>
                             </w:r>
                             <w:r>
-                              <w:rPr/>
+                              <w:rPr>
+                                <w:color w:val="000000"/>
+                              </w:rPr>
                               <w:fldChar w:fldCharType="end"/>
                             </w:r>
                             <w:r>
-                              <w:rPr/>
+                              <w:rPr>
+                                <w:color w:val="000000"/>
+                              </w:rPr>
                               <w:t>: Query4</w:t>
                             </w:r>
                           </w:p>
@@ -6841,7 +7276,9 @@
                         <w:rPr/>
                       </w:pPr>
                       <w:r>
-                        <w:rPr/>
+                        <w:rPr>
+                          <w:color w:val="000000"/>
+                        </w:rPr>
                         <w:drawing>
                           <wp:inline distT="0" distB="0" distL="0" distR="0">
                             <wp:extent cx="5943600" cy="4098290"/>
@@ -6881,31 +7318,45 @@
                         </w:drawing>
                       </w:r>
                       <w:r>
-                        <w:rPr/>
+                        <w:rPr>
+                          <w:color w:val="000000"/>
+                        </w:rPr>
                         <w:t xml:space="preserve">Figure </w:t>
                       </w:r>
                       <w:r>
-                        <w:rPr/>
+                        <w:rPr>
+                          <w:color w:val="000000"/>
+                        </w:rPr>
                         <w:fldChar w:fldCharType="begin"/>
                       </w:r>
                       <w:r>
-                        <w:rPr/>
+                        <w:rPr>
+                          <w:color w:val="000000"/>
+                        </w:rPr>
                         <w:instrText xml:space="preserve"> SEQ Figure \* ARABIC </w:instrText>
                       </w:r>
                       <w:r>
-                        <w:rPr/>
+                        <w:rPr>
+                          <w:color w:val="000000"/>
+                        </w:rPr>
                         <w:fldChar w:fldCharType="separate"/>
                       </w:r>
                       <w:r>
-                        <w:rPr/>
+                        <w:rPr>
+                          <w:color w:val="000000"/>
+                        </w:rPr>
                         <w:t>12</w:t>
                       </w:r>
                       <w:r>
-                        <w:rPr/>
+                        <w:rPr>
+                          <w:color w:val="000000"/>
+                        </w:rPr>
                         <w:fldChar w:fldCharType="end"/>
                       </w:r>
                       <w:r>
-                        <w:rPr/>
+                        <w:rPr>
+                          <w:color w:val="000000"/>
+                        </w:rPr>
                         <w:t>: Query4</w:t>
                       </w:r>
                     </w:p>
@@ -7191,7 +7642,9 @@
                               <w:rPr/>
                             </w:pPr>
                             <w:r>
-                              <w:rPr/>
+                              <w:rPr>
+                                <w:color w:val="000000"/>
+                              </w:rPr>
                               <w:drawing>
                                 <wp:inline distT="0" distB="0" distL="0" distR="0">
                                   <wp:extent cx="5943600" cy="2732405"/>
@@ -7231,31 +7684,45 @@
                               </w:drawing>
                             </w:r>
                             <w:r>
-                              <w:rPr/>
+                              <w:rPr>
+                                <w:color w:val="000000"/>
+                              </w:rPr>
                               <w:t xml:space="preserve">Figure </w:t>
                             </w:r>
                             <w:r>
-                              <w:rPr/>
+                              <w:rPr>
+                                <w:color w:val="000000"/>
+                              </w:rPr>
                               <w:fldChar w:fldCharType="begin"/>
                             </w:r>
                             <w:r>
-                              <w:rPr/>
+                              <w:rPr>
+                                <w:color w:val="000000"/>
+                              </w:rPr>
                               <w:instrText xml:space="preserve"> SEQ Figure \* ARABIC </w:instrText>
                             </w:r>
                             <w:r>
-                              <w:rPr/>
+                              <w:rPr>
+                                <w:color w:val="000000"/>
+                              </w:rPr>
                               <w:fldChar w:fldCharType="separate"/>
                             </w:r>
                             <w:r>
-                              <w:rPr/>
+                              <w:rPr>
+                                <w:color w:val="000000"/>
+                              </w:rPr>
                               <w:t>13</w:t>
                             </w:r>
                             <w:r>
-                              <w:rPr/>
+                              <w:rPr>
+                                <w:color w:val="000000"/>
+                              </w:rPr>
                               <w:fldChar w:fldCharType="end"/>
                             </w:r>
                             <w:r>
-                              <w:rPr/>
+                              <w:rPr>
+                                <w:color w:val="000000"/>
+                              </w:rPr>
                               <w:t>: Query5</w:t>
                             </w:r>
                           </w:p>
@@ -7284,7 +7751,9 @@
                         <w:rPr/>
                       </w:pPr>
                       <w:r>
-                        <w:rPr/>
+                        <w:rPr>
+                          <w:color w:val="000000"/>
+                        </w:rPr>
                         <w:drawing>
                           <wp:inline distT="0" distB="0" distL="0" distR="0">
                             <wp:extent cx="5943600" cy="2732405"/>
@@ -7324,31 +7793,45 @@
                         </w:drawing>
                       </w:r>
                       <w:r>
-                        <w:rPr/>
+                        <w:rPr>
+                          <w:color w:val="000000"/>
+                        </w:rPr>
                         <w:t xml:space="preserve">Figure </w:t>
                       </w:r>
                       <w:r>
-                        <w:rPr/>
+                        <w:rPr>
+                          <w:color w:val="000000"/>
+                        </w:rPr>
                         <w:fldChar w:fldCharType="begin"/>
                       </w:r>
                       <w:r>
-                        <w:rPr/>
+                        <w:rPr>
+                          <w:color w:val="000000"/>
+                        </w:rPr>
                         <w:instrText xml:space="preserve"> SEQ Figure \* ARABIC </w:instrText>
                       </w:r>
                       <w:r>
-                        <w:rPr/>
+                        <w:rPr>
+                          <w:color w:val="000000"/>
+                        </w:rPr>
                         <w:fldChar w:fldCharType="separate"/>
                       </w:r>
                       <w:r>
-                        <w:rPr/>
+                        <w:rPr>
+                          <w:color w:val="000000"/>
+                        </w:rPr>
                         <w:t>13</w:t>
                       </w:r>
                       <w:r>
-                        <w:rPr/>
+                        <w:rPr>
+                          <w:color w:val="000000"/>
+                        </w:rPr>
                         <w:fldChar w:fldCharType="end"/>
                       </w:r>
                       <w:r>
-                        <w:rPr/>
+                        <w:rPr>
+                          <w:color w:val="000000"/>
+                        </w:rPr>
                         <w:t>: Query5</w:t>
                       </w:r>
                     </w:p>
@@ -7597,7 +8080,9 @@
                               <w:rPr/>
                             </w:pPr>
                             <w:r>
-                              <w:rPr/>
+                              <w:rPr>
+                                <w:color w:val="000000"/>
+                              </w:rPr>
                               <w:drawing>
                                 <wp:inline distT="0" distB="0" distL="0" distR="0">
                                   <wp:extent cx="5943600" cy="1849120"/>
@@ -7637,31 +8122,45 @@
                               </w:drawing>
                             </w:r>
                             <w:r>
-                              <w:rPr/>
+                              <w:rPr>
+                                <w:color w:val="000000"/>
+                              </w:rPr>
                               <w:t xml:space="preserve">Figure </w:t>
                             </w:r>
                             <w:r>
-                              <w:rPr/>
+                              <w:rPr>
+                                <w:color w:val="000000"/>
+                              </w:rPr>
                               <w:fldChar w:fldCharType="begin"/>
                             </w:r>
                             <w:r>
-                              <w:rPr/>
+                              <w:rPr>
+                                <w:color w:val="000000"/>
+                              </w:rPr>
                               <w:instrText xml:space="preserve"> SEQ Figure \* ARABIC </w:instrText>
                             </w:r>
                             <w:r>
-                              <w:rPr/>
+                              <w:rPr>
+                                <w:color w:val="000000"/>
+                              </w:rPr>
                               <w:fldChar w:fldCharType="separate"/>
                             </w:r>
                             <w:r>
-                              <w:rPr/>
+                              <w:rPr>
+                                <w:color w:val="000000"/>
+                              </w:rPr>
                               <w:t>14</w:t>
                             </w:r>
                             <w:r>
-                              <w:rPr/>
+                              <w:rPr>
+                                <w:color w:val="000000"/>
+                              </w:rPr>
                               <w:fldChar w:fldCharType="end"/>
                             </w:r>
                             <w:r>
-                              <w:rPr/>
+                              <w:rPr>
+                                <w:color w:val="000000"/>
+                              </w:rPr>
                               <w:t>: Ontology loaded from github pages</w:t>
                             </w:r>
                           </w:p>
@@ -7690,7 +8189,9 @@
                         <w:rPr/>
                       </w:pPr>
                       <w:r>
-                        <w:rPr/>
+                        <w:rPr>
+                          <w:color w:val="000000"/>
+                        </w:rPr>
                         <w:drawing>
                           <wp:inline distT="0" distB="0" distL="0" distR="0">
                             <wp:extent cx="5943600" cy="1849120"/>
@@ -7730,31 +8231,45 @@
                         </w:drawing>
                       </w:r>
                       <w:r>
-                        <w:rPr/>
+                        <w:rPr>
+                          <w:color w:val="000000"/>
+                        </w:rPr>
                         <w:t xml:space="preserve">Figure </w:t>
                       </w:r>
                       <w:r>
-                        <w:rPr/>
+                        <w:rPr>
+                          <w:color w:val="000000"/>
+                        </w:rPr>
                         <w:fldChar w:fldCharType="begin"/>
                       </w:r>
                       <w:r>
-                        <w:rPr/>
+                        <w:rPr>
+                          <w:color w:val="000000"/>
+                        </w:rPr>
                         <w:instrText xml:space="preserve"> SEQ Figure \* ARABIC </w:instrText>
                       </w:r>
                       <w:r>
-                        <w:rPr/>
+                        <w:rPr>
+                          <w:color w:val="000000"/>
+                        </w:rPr>
                         <w:fldChar w:fldCharType="separate"/>
                       </w:r>
                       <w:r>
-                        <w:rPr/>
+                        <w:rPr>
+                          <w:color w:val="000000"/>
+                        </w:rPr>
                         <w:t>14</w:t>
                       </w:r>
                       <w:r>
-                        <w:rPr/>
+                        <w:rPr>
+                          <w:color w:val="000000"/>
+                        </w:rPr>
                         <w:fldChar w:fldCharType="end"/>
                       </w:r>
                       <w:r>
-                        <w:rPr/>
+                        <w:rPr>
+                          <w:color w:val="000000"/>
+                        </w:rPr>
                         <w:t>: Ontology loaded from github pages</w:t>
                       </w:r>
                     </w:p>
@@ -7819,7 +8334,7 @@
         <w:pStyle w:val="ListParagraph"/>
         <w:numPr>
           <w:ilvl w:val="0"/>
-          <w:numId w:val="27"/>
+          <w:numId w:val="51"/>
         </w:numPr>
         <w:spacing w:lineRule="exact" w:line="480" w:before="80" w:after="80"/>
         <w:rPr/>
@@ -7838,7 +8353,7 @@
         <w:pStyle w:val="ListParagraph"/>
         <w:numPr>
           <w:ilvl w:val="0"/>
-          <w:numId w:val="28"/>
+          <w:numId w:val="52"/>
         </w:numPr>
         <w:spacing w:lineRule="exact" w:line="480" w:before="80" w:after="80"/>
         <w:rPr/>
@@ -7857,7 +8372,7 @@
         <w:pStyle w:val="ListParagraph"/>
         <w:numPr>
           <w:ilvl w:val="0"/>
-          <w:numId w:val="29"/>
+          <w:numId w:val="53"/>
         </w:numPr>
         <w:spacing w:lineRule="exact" w:line="480" w:before="80" w:after="80"/>
         <w:rPr/>
@@ -7946,7 +8461,11 @@
         </w:rPr>
       </w:pPr>
       <w:r>
-        <w:rPr/>
+        <w:rPr>
+          <w:rFonts w:eastAsia="Times New Roman" w:cs="Times New Roman"/>
+          <w:sz w:val="24"/>
+          <w:szCs w:val="24"/>
+        </w:rPr>
       </w:r>
     </w:p>
     <w:p>
@@ -7961,7 +8480,11 @@
         </w:rPr>
       </w:pPr>
       <w:r>
-        <w:rPr/>
+        <w:rPr>
+          <w:rFonts w:eastAsia="Times New Roman" w:cs="Times New Roman"/>
+          <w:sz w:val="24"/>
+          <w:szCs w:val="24"/>
+        </w:rPr>
       </w:r>
     </w:p>
     <w:p>
@@ -8051,7 +8574,9 @@
                               <w:rPr/>
                             </w:pPr>
                             <w:r>
-                              <w:rPr/>
+                              <w:rPr>
+                                <w:color w:val="000000"/>
+                              </w:rPr>
                               <w:drawing>
                                 <wp:inline distT="0" distB="0" distL="0" distR="0">
                                   <wp:extent cx="5943600" cy="3425190"/>
@@ -8091,31 +8616,45 @@
                               </w:drawing>
                             </w:r>
                             <w:r>
-                              <w:rPr/>
+                              <w:rPr>
+                                <w:color w:val="000000"/>
+                              </w:rPr>
                               <w:t xml:space="preserve">Figure </w:t>
                             </w:r>
                             <w:r>
-                              <w:rPr/>
+                              <w:rPr>
+                                <w:color w:val="000000"/>
+                              </w:rPr>
                               <w:fldChar w:fldCharType="begin"/>
                             </w:r>
                             <w:r>
-                              <w:rPr/>
+                              <w:rPr>
+                                <w:color w:val="000000"/>
+                              </w:rPr>
                               <w:instrText xml:space="preserve"> SEQ Figure \* ARABIC </w:instrText>
                             </w:r>
                             <w:r>
-                              <w:rPr/>
+                              <w:rPr>
+                                <w:color w:val="000000"/>
+                              </w:rPr>
                               <w:fldChar w:fldCharType="separate"/>
                             </w:r>
                             <w:r>
-                              <w:rPr/>
+                              <w:rPr>
+                                <w:color w:val="000000"/>
+                              </w:rPr>
                               <w:t>15</w:t>
                             </w:r>
                             <w:r>
-                              <w:rPr/>
+                              <w:rPr>
+                                <w:color w:val="000000"/>
+                              </w:rPr>
                               <w:fldChar w:fldCharType="end"/>
                             </w:r>
                             <w:r>
-                              <w:rPr/>
+                              <w:rPr>
+                                <w:color w:val="000000"/>
+                              </w:rPr>
                               <w:t>: Hosted ontology on Github</w:t>
                             </w:r>
                           </w:p>
@@ -8144,7 +8683,9 @@
                         <w:rPr/>
                       </w:pPr>
                       <w:r>
-                        <w:rPr/>
+                        <w:rPr>
+                          <w:color w:val="000000"/>
+                        </w:rPr>
                         <w:drawing>
                           <wp:inline distT="0" distB="0" distL="0" distR="0">
                             <wp:extent cx="5943600" cy="3425190"/>
@@ -8184,31 +8725,45 @@
                         </w:drawing>
                       </w:r>
                       <w:r>
-                        <w:rPr/>
+                        <w:rPr>
+                          <w:color w:val="000000"/>
+                        </w:rPr>
                         <w:t xml:space="preserve">Figure </w:t>
                       </w:r>
                       <w:r>
-                        <w:rPr/>
+                        <w:rPr>
+                          <w:color w:val="000000"/>
+                        </w:rPr>
                         <w:fldChar w:fldCharType="begin"/>
                       </w:r>
                       <w:r>
-                        <w:rPr/>
+                        <w:rPr>
+                          <w:color w:val="000000"/>
+                        </w:rPr>
                         <w:instrText xml:space="preserve"> SEQ Figure \* ARABIC </w:instrText>
                       </w:r>
                       <w:r>
-                        <w:rPr/>
+                        <w:rPr>
+                          <w:color w:val="000000"/>
+                        </w:rPr>
                         <w:fldChar w:fldCharType="separate"/>
                       </w:r>
                       <w:r>
-                        <w:rPr/>
+                        <w:rPr>
+                          <w:color w:val="000000"/>
+                        </w:rPr>
                         <w:t>15</w:t>
                       </w:r>
                       <w:r>
-                        <w:rPr/>
+                        <w:rPr>
+                          <w:color w:val="000000"/>
+                        </w:rPr>
                         <w:fldChar w:fldCharType="end"/>
                       </w:r>
                       <w:r>
-                        <w:rPr/>
+                        <w:rPr>
+                          <w:color w:val="000000"/>
+                        </w:rPr>
                         <w:t>: Hosted ontology on Github</w:t>
                       </w:r>
                     </w:p>
@@ -8711,6 +9266,2910 @@
   <w:abstractNum w:abstractNumId="3">
     <w:lvl w:ilvl="0">
       <w:start w:val="1"/>
+      <w:numFmt w:val="bullet"/>
+      <w:lvlText w:val=""/>
+      <w:lvlJc w:val="left"/>
+      <w:pPr>
+        <w:tabs>
+          <w:tab w:val="num" w:pos="0"/>
+        </w:tabs>
+        <w:ind w:left="720" w:hanging="360"/>
+      </w:pPr>
+      <w:rPr>
+        <w:rFonts w:ascii="Symbol" w:hAnsi="Symbol" w:cs="Symbol" w:hint="default"/>
+      </w:rPr>
+    </w:lvl>
+    <w:lvl w:ilvl="1">
+      <w:start w:val="1"/>
+      <w:numFmt w:val="decimal"/>
+      <w:lvlText w:val="%2."/>
+      <w:lvlJc w:val="left"/>
+      <w:pPr>
+        <w:tabs>
+          <w:tab w:val="num" w:pos="1080"/>
+        </w:tabs>
+        <w:ind w:left="1080" w:hanging="360"/>
+      </w:pPr>
+      <w:rPr/>
+    </w:lvl>
+    <w:lvl w:ilvl="2">
+      <w:start w:val="1"/>
+      <w:numFmt w:val="decimal"/>
+      <w:lvlText w:val="%3."/>
+      <w:lvlJc w:val="left"/>
+      <w:pPr>
+        <w:tabs>
+          <w:tab w:val="num" w:pos="1440"/>
+        </w:tabs>
+        <w:ind w:left="1440" w:hanging="360"/>
+      </w:pPr>
+      <w:rPr/>
+    </w:lvl>
+    <w:lvl w:ilvl="3">
+      <w:start w:val="1"/>
+      <w:numFmt w:val="decimal"/>
+      <w:lvlText w:val="%4."/>
+      <w:lvlJc w:val="left"/>
+      <w:pPr>
+        <w:tabs>
+          <w:tab w:val="num" w:pos="1800"/>
+        </w:tabs>
+        <w:ind w:left="1800" w:hanging="360"/>
+      </w:pPr>
+      <w:rPr/>
+    </w:lvl>
+    <w:lvl w:ilvl="4">
+      <w:start w:val="1"/>
+      <w:numFmt w:val="decimal"/>
+      <w:lvlText w:val="%5."/>
+      <w:lvlJc w:val="left"/>
+      <w:pPr>
+        <w:tabs>
+          <w:tab w:val="num" w:pos="2160"/>
+        </w:tabs>
+        <w:ind w:left="2160" w:hanging="360"/>
+      </w:pPr>
+      <w:rPr/>
+    </w:lvl>
+    <w:lvl w:ilvl="5">
+      <w:start w:val="1"/>
+      <w:numFmt w:val="decimal"/>
+      <w:lvlText w:val="%6."/>
+      <w:lvlJc w:val="left"/>
+      <w:pPr>
+        <w:tabs>
+          <w:tab w:val="num" w:pos="2520"/>
+        </w:tabs>
+        <w:ind w:left="2520" w:hanging="360"/>
+      </w:pPr>
+      <w:rPr/>
+    </w:lvl>
+    <w:lvl w:ilvl="6">
+      <w:start w:val="1"/>
+      <w:numFmt w:val="decimal"/>
+      <w:lvlText w:val="%7."/>
+      <w:lvlJc w:val="left"/>
+      <w:pPr>
+        <w:tabs>
+          <w:tab w:val="num" w:pos="2880"/>
+        </w:tabs>
+        <w:ind w:left="2880" w:hanging="360"/>
+      </w:pPr>
+      <w:rPr/>
+    </w:lvl>
+    <w:lvl w:ilvl="7">
+      <w:start w:val="1"/>
+      <w:numFmt w:val="decimal"/>
+      <w:lvlText w:val="%8."/>
+      <w:lvlJc w:val="left"/>
+      <w:pPr>
+        <w:tabs>
+          <w:tab w:val="num" w:pos="3240"/>
+        </w:tabs>
+        <w:ind w:left="3240" w:hanging="360"/>
+      </w:pPr>
+      <w:rPr/>
+    </w:lvl>
+    <w:lvl w:ilvl="8">
+      <w:start w:val="1"/>
+      <w:numFmt w:val="decimal"/>
+      <w:lvlText w:val="%9."/>
+      <w:lvlJc w:val="left"/>
+      <w:pPr>
+        <w:tabs>
+          <w:tab w:val="num" w:pos="3600"/>
+        </w:tabs>
+        <w:ind w:left="3600" w:hanging="360"/>
+      </w:pPr>
+      <w:rPr/>
+    </w:lvl>
+  </w:abstractNum>
+  <w:abstractNum w:abstractNumId="4">
+    <w:lvl w:ilvl="0">
+      <w:start w:val="1"/>
+      <w:numFmt w:val="bullet"/>
+      <w:lvlText w:val=""/>
+      <w:lvlJc w:val="left"/>
+      <w:pPr>
+        <w:tabs>
+          <w:tab w:val="num" w:pos="0"/>
+        </w:tabs>
+        <w:ind w:left="720" w:hanging="360"/>
+      </w:pPr>
+      <w:rPr>
+        <w:rFonts w:ascii="Symbol" w:hAnsi="Symbol" w:cs="Symbol" w:hint="default"/>
+      </w:rPr>
+    </w:lvl>
+    <w:lvl w:ilvl="1">
+      <w:start w:val="1"/>
+      <w:numFmt w:val="decimal"/>
+      <w:lvlText w:val="%2."/>
+      <w:lvlJc w:val="left"/>
+      <w:pPr>
+        <w:tabs>
+          <w:tab w:val="num" w:pos="1080"/>
+        </w:tabs>
+        <w:ind w:left="1080" w:hanging="360"/>
+      </w:pPr>
+      <w:rPr/>
+    </w:lvl>
+    <w:lvl w:ilvl="2">
+      <w:start w:val="1"/>
+      <w:numFmt w:val="decimal"/>
+      <w:lvlText w:val="%3."/>
+      <w:lvlJc w:val="left"/>
+      <w:pPr>
+        <w:tabs>
+          <w:tab w:val="num" w:pos="1440"/>
+        </w:tabs>
+        <w:ind w:left="1440" w:hanging="360"/>
+      </w:pPr>
+      <w:rPr/>
+    </w:lvl>
+    <w:lvl w:ilvl="3">
+      <w:start w:val="1"/>
+      <w:numFmt w:val="decimal"/>
+      <w:lvlText w:val="%4."/>
+      <w:lvlJc w:val="left"/>
+      <w:pPr>
+        <w:tabs>
+          <w:tab w:val="num" w:pos="1800"/>
+        </w:tabs>
+        <w:ind w:left="1800" w:hanging="360"/>
+      </w:pPr>
+      <w:rPr/>
+    </w:lvl>
+    <w:lvl w:ilvl="4">
+      <w:start w:val="1"/>
+      <w:numFmt w:val="decimal"/>
+      <w:lvlText w:val="%5."/>
+      <w:lvlJc w:val="left"/>
+      <w:pPr>
+        <w:tabs>
+          <w:tab w:val="num" w:pos="2160"/>
+        </w:tabs>
+        <w:ind w:left="2160" w:hanging="360"/>
+      </w:pPr>
+      <w:rPr/>
+    </w:lvl>
+    <w:lvl w:ilvl="5">
+      <w:start w:val="1"/>
+      <w:numFmt w:val="decimal"/>
+      <w:lvlText w:val="%6."/>
+      <w:lvlJc w:val="left"/>
+      <w:pPr>
+        <w:tabs>
+          <w:tab w:val="num" w:pos="2520"/>
+        </w:tabs>
+        <w:ind w:left="2520" w:hanging="360"/>
+      </w:pPr>
+      <w:rPr/>
+    </w:lvl>
+    <w:lvl w:ilvl="6">
+      <w:start w:val="1"/>
+      <w:numFmt w:val="decimal"/>
+      <w:lvlText w:val="%7."/>
+      <w:lvlJc w:val="left"/>
+      <w:pPr>
+        <w:tabs>
+          <w:tab w:val="num" w:pos="2880"/>
+        </w:tabs>
+        <w:ind w:left="2880" w:hanging="360"/>
+      </w:pPr>
+      <w:rPr/>
+    </w:lvl>
+    <w:lvl w:ilvl="7">
+      <w:start w:val="1"/>
+      <w:numFmt w:val="decimal"/>
+      <w:lvlText w:val="%8."/>
+      <w:lvlJc w:val="left"/>
+      <w:pPr>
+        <w:tabs>
+          <w:tab w:val="num" w:pos="3240"/>
+        </w:tabs>
+        <w:ind w:left="3240" w:hanging="360"/>
+      </w:pPr>
+      <w:rPr/>
+    </w:lvl>
+    <w:lvl w:ilvl="8">
+      <w:start w:val="1"/>
+      <w:numFmt w:val="decimal"/>
+      <w:lvlText w:val="%9."/>
+      <w:lvlJc w:val="left"/>
+      <w:pPr>
+        <w:tabs>
+          <w:tab w:val="num" w:pos="3600"/>
+        </w:tabs>
+        <w:ind w:left="3600" w:hanging="360"/>
+      </w:pPr>
+      <w:rPr/>
+    </w:lvl>
+  </w:abstractNum>
+  <w:abstractNum w:abstractNumId="5">
+    <w:lvl w:ilvl="0">
+      <w:start w:val="1"/>
+      <w:numFmt w:val="bullet"/>
+      <w:lvlText w:val=""/>
+      <w:lvlJc w:val="left"/>
+      <w:pPr>
+        <w:tabs>
+          <w:tab w:val="num" w:pos="0"/>
+        </w:tabs>
+        <w:ind w:left="720" w:hanging="360"/>
+      </w:pPr>
+      <w:rPr>
+        <w:rFonts w:ascii="Symbol" w:hAnsi="Symbol" w:cs="Symbol" w:hint="default"/>
+      </w:rPr>
+    </w:lvl>
+    <w:lvl w:ilvl="1">
+      <w:start w:val="1"/>
+      <w:numFmt w:val="decimal"/>
+      <w:lvlText w:val="%2."/>
+      <w:lvlJc w:val="left"/>
+      <w:pPr>
+        <w:tabs>
+          <w:tab w:val="num" w:pos="1080"/>
+        </w:tabs>
+        <w:ind w:left="1080" w:hanging="360"/>
+      </w:pPr>
+      <w:rPr/>
+    </w:lvl>
+    <w:lvl w:ilvl="2">
+      <w:start w:val="1"/>
+      <w:numFmt w:val="decimal"/>
+      <w:lvlText w:val="%3."/>
+      <w:lvlJc w:val="left"/>
+      <w:pPr>
+        <w:tabs>
+          <w:tab w:val="num" w:pos="1440"/>
+        </w:tabs>
+        <w:ind w:left="1440" w:hanging="360"/>
+      </w:pPr>
+      <w:rPr/>
+    </w:lvl>
+    <w:lvl w:ilvl="3">
+      <w:start w:val="1"/>
+      <w:numFmt w:val="decimal"/>
+      <w:lvlText w:val="%4."/>
+      <w:lvlJc w:val="left"/>
+      <w:pPr>
+        <w:tabs>
+          <w:tab w:val="num" w:pos="1800"/>
+        </w:tabs>
+        <w:ind w:left="1800" w:hanging="360"/>
+      </w:pPr>
+      <w:rPr/>
+    </w:lvl>
+    <w:lvl w:ilvl="4">
+      <w:start w:val="1"/>
+      <w:numFmt w:val="decimal"/>
+      <w:lvlText w:val="%5."/>
+      <w:lvlJc w:val="left"/>
+      <w:pPr>
+        <w:tabs>
+          <w:tab w:val="num" w:pos="2160"/>
+        </w:tabs>
+        <w:ind w:left="2160" w:hanging="360"/>
+      </w:pPr>
+      <w:rPr/>
+    </w:lvl>
+    <w:lvl w:ilvl="5">
+      <w:start w:val="1"/>
+      <w:numFmt w:val="decimal"/>
+      <w:lvlText w:val="%6."/>
+      <w:lvlJc w:val="left"/>
+      <w:pPr>
+        <w:tabs>
+          <w:tab w:val="num" w:pos="2520"/>
+        </w:tabs>
+        <w:ind w:left="2520" w:hanging="360"/>
+      </w:pPr>
+      <w:rPr/>
+    </w:lvl>
+    <w:lvl w:ilvl="6">
+      <w:start w:val="1"/>
+      <w:numFmt w:val="decimal"/>
+      <w:lvlText w:val="%7."/>
+      <w:lvlJc w:val="left"/>
+      <w:pPr>
+        <w:tabs>
+          <w:tab w:val="num" w:pos="2880"/>
+        </w:tabs>
+        <w:ind w:left="2880" w:hanging="360"/>
+      </w:pPr>
+      <w:rPr/>
+    </w:lvl>
+    <w:lvl w:ilvl="7">
+      <w:start w:val="1"/>
+      <w:numFmt w:val="decimal"/>
+      <w:lvlText w:val="%8."/>
+      <w:lvlJc w:val="left"/>
+      <w:pPr>
+        <w:tabs>
+          <w:tab w:val="num" w:pos="3240"/>
+        </w:tabs>
+        <w:ind w:left="3240" w:hanging="360"/>
+      </w:pPr>
+      <w:rPr/>
+    </w:lvl>
+    <w:lvl w:ilvl="8">
+      <w:start w:val="1"/>
+      <w:numFmt w:val="decimal"/>
+      <w:lvlText w:val="%9."/>
+      <w:lvlJc w:val="left"/>
+      <w:pPr>
+        <w:tabs>
+          <w:tab w:val="num" w:pos="3600"/>
+        </w:tabs>
+        <w:ind w:left="3600" w:hanging="360"/>
+      </w:pPr>
+      <w:rPr/>
+    </w:lvl>
+  </w:abstractNum>
+  <w:abstractNum w:abstractNumId="6">
+    <w:lvl w:ilvl="0">
+      <w:start w:val="1"/>
+      <w:numFmt w:val="bullet"/>
+      <w:lvlText w:val=""/>
+      <w:lvlJc w:val="left"/>
+      <w:pPr>
+        <w:tabs>
+          <w:tab w:val="num" w:pos="0"/>
+        </w:tabs>
+        <w:ind w:left="720" w:hanging="360"/>
+      </w:pPr>
+      <w:rPr>
+        <w:rFonts w:ascii="Symbol" w:hAnsi="Symbol" w:cs="Symbol" w:hint="default"/>
+      </w:rPr>
+    </w:lvl>
+    <w:lvl w:ilvl="1">
+      <w:start w:val="1"/>
+      <w:numFmt w:val="decimal"/>
+      <w:lvlText w:val="%2."/>
+      <w:lvlJc w:val="left"/>
+      <w:pPr>
+        <w:tabs>
+          <w:tab w:val="num" w:pos="1080"/>
+        </w:tabs>
+        <w:ind w:left="1080" w:hanging="360"/>
+      </w:pPr>
+      <w:rPr/>
+    </w:lvl>
+    <w:lvl w:ilvl="2">
+      <w:start w:val="1"/>
+      <w:numFmt w:val="decimal"/>
+      <w:lvlText w:val="%3."/>
+      <w:lvlJc w:val="left"/>
+      <w:pPr>
+        <w:tabs>
+          <w:tab w:val="num" w:pos="1440"/>
+        </w:tabs>
+        <w:ind w:left="1440" w:hanging="360"/>
+      </w:pPr>
+      <w:rPr/>
+    </w:lvl>
+    <w:lvl w:ilvl="3">
+      <w:start w:val="1"/>
+      <w:numFmt w:val="decimal"/>
+      <w:lvlText w:val="%4."/>
+      <w:lvlJc w:val="left"/>
+      <w:pPr>
+        <w:tabs>
+          <w:tab w:val="num" w:pos="1800"/>
+        </w:tabs>
+        <w:ind w:left="1800" w:hanging="360"/>
+      </w:pPr>
+      <w:rPr/>
+    </w:lvl>
+    <w:lvl w:ilvl="4">
+      <w:start w:val="1"/>
+      <w:numFmt w:val="decimal"/>
+      <w:lvlText w:val="%5."/>
+      <w:lvlJc w:val="left"/>
+      <w:pPr>
+        <w:tabs>
+          <w:tab w:val="num" w:pos="2160"/>
+        </w:tabs>
+        <w:ind w:left="2160" w:hanging="360"/>
+      </w:pPr>
+      <w:rPr/>
+    </w:lvl>
+    <w:lvl w:ilvl="5">
+      <w:start w:val="1"/>
+      <w:numFmt w:val="decimal"/>
+      <w:lvlText w:val="%6."/>
+      <w:lvlJc w:val="left"/>
+      <w:pPr>
+        <w:tabs>
+          <w:tab w:val="num" w:pos="2520"/>
+        </w:tabs>
+        <w:ind w:left="2520" w:hanging="360"/>
+      </w:pPr>
+      <w:rPr/>
+    </w:lvl>
+    <w:lvl w:ilvl="6">
+      <w:start w:val="1"/>
+      <w:numFmt w:val="decimal"/>
+      <w:lvlText w:val="%7."/>
+      <w:lvlJc w:val="left"/>
+      <w:pPr>
+        <w:tabs>
+          <w:tab w:val="num" w:pos="2880"/>
+        </w:tabs>
+        <w:ind w:left="2880" w:hanging="360"/>
+      </w:pPr>
+      <w:rPr/>
+    </w:lvl>
+    <w:lvl w:ilvl="7">
+      <w:start w:val="1"/>
+      <w:numFmt w:val="decimal"/>
+      <w:lvlText w:val="%8."/>
+      <w:lvlJc w:val="left"/>
+      <w:pPr>
+        <w:tabs>
+          <w:tab w:val="num" w:pos="3240"/>
+        </w:tabs>
+        <w:ind w:left="3240" w:hanging="360"/>
+      </w:pPr>
+      <w:rPr/>
+    </w:lvl>
+    <w:lvl w:ilvl="8">
+      <w:start w:val="1"/>
+      <w:numFmt w:val="decimal"/>
+      <w:lvlText w:val="%9."/>
+      <w:lvlJc w:val="left"/>
+      <w:pPr>
+        <w:tabs>
+          <w:tab w:val="num" w:pos="3600"/>
+        </w:tabs>
+        <w:ind w:left="3600" w:hanging="360"/>
+      </w:pPr>
+      <w:rPr/>
+    </w:lvl>
+  </w:abstractNum>
+  <w:abstractNum w:abstractNumId="7">
+    <w:lvl w:ilvl="0">
+      <w:start w:val="1"/>
+      <w:numFmt w:val="bullet"/>
+      <w:lvlText w:val=""/>
+      <w:lvlJc w:val="left"/>
+      <w:pPr>
+        <w:tabs>
+          <w:tab w:val="num" w:pos="0"/>
+        </w:tabs>
+        <w:ind w:left="720" w:hanging="360"/>
+      </w:pPr>
+      <w:rPr>
+        <w:rFonts w:ascii="Symbol" w:hAnsi="Symbol" w:cs="Symbol" w:hint="default"/>
+      </w:rPr>
+    </w:lvl>
+    <w:lvl w:ilvl="1">
+      <w:start w:val="1"/>
+      <w:numFmt w:val="decimal"/>
+      <w:lvlText w:val="%2."/>
+      <w:lvlJc w:val="left"/>
+      <w:pPr>
+        <w:tabs>
+          <w:tab w:val="num" w:pos="1080"/>
+        </w:tabs>
+        <w:ind w:left="1080" w:hanging="360"/>
+      </w:pPr>
+      <w:rPr/>
+    </w:lvl>
+    <w:lvl w:ilvl="2">
+      <w:start w:val="1"/>
+      <w:numFmt w:val="decimal"/>
+      <w:lvlText w:val="%3."/>
+      <w:lvlJc w:val="left"/>
+      <w:pPr>
+        <w:tabs>
+          <w:tab w:val="num" w:pos="1440"/>
+        </w:tabs>
+        <w:ind w:left="1440" w:hanging="360"/>
+      </w:pPr>
+      <w:rPr/>
+    </w:lvl>
+    <w:lvl w:ilvl="3">
+      <w:start w:val="1"/>
+      <w:numFmt w:val="decimal"/>
+      <w:lvlText w:val="%4."/>
+      <w:lvlJc w:val="left"/>
+      <w:pPr>
+        <w:tabs>
+          <w:tab w:val="num" w:pos="1800"/>
+        </w:tabs>
+        <w:ind w:left="1800" w:hanging="360"/>
+      </w:pPr>
+      <w:rPr/>
+    </w:lvl>
+    <w:lvl w:ilvl="4">
+      <w:start w:val="1"/>
+      <w:numFmt w:val="decimal"/>
+      <w:lvlText w:val="%5."/>
+      <w:lvlJc w:val="left"/>
+      <w:pPr>
+        <w:tabs>
+          <w:tab w:val="num" w:pos="2160"/>
+        </w:tabs>
+        <w:ind w:left="2160" w:hanging="360"/>
+      </w:pPr>
+      <w:rPr/>
+    </w:lvl>
+    <w:lvl w:ilvl="5">
+      <w:start w:val="1"/>
+      <w:numFmt w:val="decimal"/>
+      <w:lvlText w:val="%6."/>
+      <w:lvlJc w:val="left"/>
+      <w:pPr>
+        <w:tabs>
+          <w:tab w:val="num" w:pos="2520"/>
+        </w:tabs>
+        <w:ind w:left="2520" w:hanging="360"/>
+      </w:pPr>
+      <w:rPr/>
+    </w:lvl>
+    <w:lvl w:ilvl="6">
+      <w:start w:val="1"/>
+      <w:numFmt w:val="decimal"/>
+      <w:lvlText w:val="%7."/>
+      <w:lvlJc w:val="left"/>
+      <w:pPr>
+        <w:tabs>
+          <w:tab w:val="num" w:pos="2880"/>
+        </w:tabs>
+        <w:ind w:left="2880" w:hanging="360"/>
+      </w:pPr>
+      <w:rPr/>
+    </w:lvl>
+    <w:lvl w:ilvl="7">
+      <w:start w:val="1"/>
+      <w:numFmt w:val="decimal"/>
+      <w:lvlText w:val="%8."/>
+      <w:lvlJc w:val="left"/>
+      <w:pPr>
+        <w:tabs>
+          <w:tab w:val="num" w:pos="3240"/>
+        </w:tabs>
+        <w:ind w:left="3240" w:hanging="360"/>
+      </w:pPr>
+      <w:rPr/>
+    </w:lvl>
+    <w:lvl w:ilvl="8">
+      <w:start w:val="1"/>
+      <w:numFmt w:val="decimal"/>
+      <w:lvlText w:val="%9."/>
+      <w:lvlJc w:val="left"/>
+      <w:pPr>
+        <w:tabs>
+          <w:tab w:val="num" w:pos="3600"/>
+        </w:tabs>
+        <w:ind w:left="3600" w:hanging="360"/>
+      </w:pPr>
+      <w:rPr/>
+    </w:lvl>
+  </w:abstractNum>
+  <w:abstractNum w:abstractNumId="8">
+    <w:lvl w:ilvl="0">
+      <w:start w:val="1"/>
+      <w:numFmt w:val="bullet"/>
+      <w:lvlText w:val=""/>
+      <w:lvlJc w:val="left"/>
+      <w:pPr>
+        <w:tabs>
+          <w:tab w:val="num" w:pos="0"/>
+        </w:tabs>
+        <w:ind w:left="720" w:hanging="360"/>
+      </w:pPr>
+      <w:rPr>
+        <w:rFonts w:ascii="Symbol" w:hAnsi="Symbol" w:cs="Symbol" w:hint="default"/>
+      </w:rPr>
+    </w:lvl>
+    <w:lvl w:ilvl="1">
+      <w:start w:val="1"/>
+      <w:numFmt w:val="decimal"/>
+      <w:lvlText w:val="%2."/>
+      <w:lvlJc w:val="left"/>
+      <w:pPr>
+        <w:tabs>
+          <w:tab w:val="num" w:pos="1080"/>
+        </w:tabs>
+        <w:ind w:left="1080" w:hanging="360"/>
+      </w:pPr>
+      <w:rPr/>
+    </w:lvl>
+    <w:lvl w:ilvl="2">
+      <w:start w:val="1"/>
+      <w:numFmt w:val="decimal"/>
+      <w:lvlText w:val="%3."/>
+      <w:lvlJc w:val="left"/>
+      <w:pPr>
+        <w:tabs>
+          <w:tab w:val="num" w:pos="1440"/>
+        </w:tabs>
+        <w:ind w:left="1440" w:hanging="360"/>
+      </w:pPr>
+      <w:rPr/>
+    </w:lvl>
+    <w:lvl w:ilvl="3">
+      <w:start w:val="1"/>
+      <w:numFmt w:val="decimal"/>
+      <w:lvlText w:val="%4."/>
+      <w:lvlJc w:val="left"/>
+      <w:pPr>
+        <w:tabs>
+          <w:tab w:val="num" w:pos="1800"/>
+        </w:tabs>
+        <w:ind w:left="1800" w:hanging="360"/>
+      </w:pPr>
+      <w:rPr/>
+    </w:lvl>
+    <w:lvl w:ilvl="4">
+      <w:start w:val="1"/>
+      <w:numFmt w:val="decimal"/>
+      <w:lvlText w:val="%5."/>
+      <w:lvlJc w:val="left"/>
+      <w:pPr>
+        <w:tabs>
+          <w:tab w:val="num" w:pos="2160"/>
+        </w:tabs>
+        <w:ind w:left="2160" w:hanging="360"/>
+      </w:pPr>
+      <w:rPr/>
+    </w:lvl>
+    <w:lvl w:ilvl="5">
+      <w:start w:val="1"/>
+      <w:numFmt w:val="decimal"/>
+      <w:lvlText w:val="%6."/>
+      <w:lvlJc w:val="left"/>
+      <w:pPr>
+        <w:tabs>
+          <w:tab w:val="num" w:pos="2520"/>
+        </w:tabs>
+        <w:ind w:left="2520" w:hanging="360"/>
+      </w:pPr>
+      <w:rPr/>
+    </w:lvl>
+    <w:lvl w:ilvl="6">
+      <w:start w:val="1"/>
+      <w:numFmt w:val="decimal"/>
+      <w:lvlText w:val="%7."/>
+      <w:lvlJc w:val="left"/>
+      <w:pPr>
+        <w:tabs>
+          <w:tab w:val="num" w:pos="2880"/>
+        </w:tabs>
+        <w:ind w:left="2880" w:hanging="360"/>
+      </w:pPr>
+      <w:rPr/>
+    </w:lvl>
+    <w:lvl w:ilvl="7">
+      <w:start w:val="1"/>
+      <w:numFmt w:val="decimal"/>
+      <w:lvlText w:val="%8."/>
+      <w:lvlJc w:val="left"/>
+      <w:pPr>
+        <w:tabs>
+          <w:tab w:val="num" w:pos="3240"/>
+        </w:tabs>
+        <w:ind w:left="3240" w:hanging="360"/>
+      </w:pPr>
+      <w:rPr/>
+    </w:lvl>
+    <w:lvl w:ilvl="8">
+      <w:start w:val="1"/>
+      <w:numFmt w:val="decimal"/>
+      <w:lvlText w:val="%9."/>
+      <w:lvlJc w:val="left"/>
+      <w:pPr>
+        <w:tabs>
+          <w:tab w:val="num" w:pos="3600"/>
+        </w:tabs>
+        <w:ind w:left="3600" w:hanging="360"/>
+      </w:pPr>
+      <w:rPr/>
+    </w:lvl>
+  </w:abstractNum>
+  <w:abstractNum w:abstractNumId="9">
+    <w:lvl w:ilvl="0">
+      <w:start w:val="1"/>
+      <w:numFmt w:val="bullet"/>
+      <w:lvlText w:val=""/>
+      <w:lvlJc w:val="left"/>
+      <w:pPr>
+        <w:tabs>
+          <w:tab w:val="num" w:pos="0"/>
+        </w:tabs>
+        <w:ind w:left="720" w:hanging="360"/>
+      </w:pPr>
+      <w:rPr>
+        <w:rFonts w:ascii="Symbol" w:hAnsi="Symbol" w:cs="Symbol" w:hint="default"/>
+      </w:rPr>
+    </w:lvl>
+    <w:lvl w:ilvl="1">
+      <w:start w:val="1"/>
+      <w:numFmt w:val="decimal"/>
+      <w:lvlText w:val="%2."/>
+      <w:lvlJc w:val="left"/>
+      <w:pPr>
+        <w:tabs>
+          <w:tab w:val="num" w:pos="1080"/>
+        </w:tabs>
+        <w:ind w:left="1080" w:hanging="360"/>
+      </w:pPr>
+      <w:rPr/>
+    </w:lvl>
+    <w:lvl w:ilvl="2">
+      <w:start w:val="1"/>
+      <w:numFmt w:val="decimal"/>
+      <w:lvlText w:val="%3."/>
+      <w:lvlJc w:val="left"/>
+      <w:pPr>
+        <w:tabs>
+          <w:tab w:val="num" w:pos="1440"/>
+        </w:tabs>
+        <w:ind w:left="1440" w:hanging="360"/>
+      </w:pPr>
+      <w:rPr/>
+    </w:lvl>
+    <w:lvl w:ilvl="3">
+      <w:start w:val="1"/>
+      <w:numFmt w:val="decimal"/>
+      <w:lvlText w:val="%4."/>
+      <w:lvlJc w:val="left"/>
+      <w:pPr>
+        <w:tabs>
+          <w:tab w:val="num" w:pos="1800"/>
+        </w:tabs>
+        <w:ind w:left="1800" w:hanging="360"/>
+      </w:pPr>
+      <w:rPr/>
+    </w:lvl>
+    <w:lvl w:ilvl="4">
+      <w:start w:val="1"/>
+      <w:numFmt w:val="decimal"/>
+      <w:lvlText w:val="%5."/>
+      <w:lvlJc w:val="left"/>
+      <w:pPr>
+        <w:tabs>
+          <w:tab w:val="num" w:pos="2160"/>
+        </w:tabs>
+        <w:ind w:left="2160" w:hanging="360"/>
+      </w:pPr>
+      <w:rPr/>
+    </w:lvl>
+    <w:lvl w:ilvl="5">
+      <w:start w:val="1"/>
+      <w:numFmt w:val="decimal"/>
+      <w:lvlText w:val="%6."/>
+      <w:lvlJc w:val="left"/>
+      <w:pPr>
+        <w:tabs>
+          <w:tab w:val="num" w:pos="2520"/>
+        </w:tabs>
+        <w:ind w:left="2520" w:hanging="360"/>
+      </w:pPr>
+      <w:rPr/>
+    </w:lvl>
+    <w:lvl w:ilvl="6">
+      <w:start w:val="1"/>
+      <w:numFmt w:val="decimal"/>
+      <w:lvlText w:val="%7."/>
+      <w:lvlJc w:val="left"/>
+      <w:pPr>
+        <w:tabs>
+          <w:tab w:val="num" w:pos="2880"/>
+        </w:tabs>
+        <w:ind w:left="2880" w:hanging="360"/>
+      </w:pPr>
+      <w:rPr/>
+    </w:lvl>
+    <w:lvl w:ilvl="7">
+      <w:start w:val="1"/>
+      <w:numFmt w:val="decimal"/>
+      <w:lvlText w:val="%8."/>
+      <w:lvlJc w:val="left"/>
+      <w:pPr>
+        <w:tabs>
+          <w:tab w:val="num" w:pos="3240"/>
+        </w:tabs>
+        <w:ind w:left="3240" w:hanging="360"/>
+      </w:pPr>
+      <w:rPr/>
+    </w:lvl>
+    <w:lvl w:ilvl="8">
+      <w:start w:val="1"/>
+      <w:numFmt w:val="decimal"/>
+      <w:lvlText w:val="%9."/>
+      <w:lvlJc w:val="left"/>
+      <w:pPr>
+        <w:tabs>
+          <w:tab w:val="num" w:pos="3600"/>
+        </w:tabs>
+        <w:ind w:left="3600" w:hanging="360"/>
+      </w:pPr>
+      <w:rPr/>
+    </w:lvl>
+  </w:abstractNum>
+  <w:abstractNum w:abstractNumId="10">
+    <w:lvl w:ilvl="0">
+      <w:start w:val="1"/>
+      <w:numFmt w:val="bullet"/>
+      <w:lvlText w:val=""/>
+      <w:lvlJc w:val="left"/>
+      <w:pPr>
+        <w:tabs>
+          <w:tab w:val="num" w:pos="0"/>
+        </w:tabs>
+        <w:ind w:left="720" w:hanging="360"/>
+      </w:pPr>
+      <w:rPr>
+        <w:rFonts w:ascii="Symbol" w:hAnsi="Symbol" w:cs="Symbol" w:hint="default"/>
+      </w:rPr>
+    </w:lvl>
+    <w:lvl w:ilvl="1">
+      <w:start w:val="1"/>
+      <w:numFmt w:val="decimal"/>
+      <w:lvlText w:val="%2."/>
+      <w:lvlJc w:val="left"/>
+      <w:pPr>
+        <w:tabs>
+          <w:tab w:val="num" w:pos="1080"/>
+        </w:tabs>
+        <w:ind w:left="1080" w:hanging="360"/>
+      </w:pPr>
+      <w:rPr/>
+    </w:lvl>
+    <w:lvl w:ilvl="2">
+      <w:start w:val="1"/>
+      <w:numFmt w:val="decimal"/>
+      <w:lvlText w:val="%3."/>
+      <w:lvlJc w:val="left"/>
+      <w:pPr>
+        <w:tabs>
+          <w:tab w:val="num" w:pos="1440"/>
+        </w:tabs>
+        <w:ind w:left="1440" w:hanging="360"/>
+      </w:pPr>
+      <w:rPr/>
+    </w:lvl>
+    <w:lvl w:ilvl="3">
+      <w:start w:val="1"/>
+      <w:numFmt w:val="decimal"/>
+      <w:lvlText w:val="%4."/>
+      <w:lvlJc w:val="left"/>
+      <w:pPr>
+        <w:tabs>
+          <w:tab w:val="num" w:pos="1800"/>
+        </w:tabs>
+        <w:ind w:left="1800" w:hanging="360"/>
+      </w:pPr>
+      <w:rPr/>
+    </w:lvl>
+    <w:lvl w:ilvl="4">
+      <w:start w:val="1"/>
+      <w:numFmt w:val="decimal"/>
+      <w:lvlText w:val="%5."/>
+      <w:lvlJc w:val="left"/>
+      <w:pPr>
+        <w:tabs>
+          <w:tab w:val="num" w:pos="2160"/>
+        </w:tabs>
+        <w:ind w:left="2160" w:hanging="360"/>
+      </w:pPr>
+      <w:rPr/>
+    </w:lvl>
+    <w:lvl w:ilvl="5">
+      <w:start w:val="1"/>
+      <w:numFmt w:val="decimal"/>
+      <w:lvlText w:val="%6."/>
+      <w:lvlJc w:val="left"/>
+      <w:pPr>
+        <w:tabs>
+          <w:tab w:val="num" w:pos="2520"/>
+        </w:tabs>
+        <w:ind w:left="2520" w:hanging="360"/>
+      </w:pPr>
+      <w:rPr/>
+    </w:lvl>
+    <w:lvl w:ilvl="6">
+      <w:start w:val="1"/>
+      <w:numFmt w:val="decimal"/>
+      <w:lvlText w:val="%7."/>
+      <w:lvlJc w:val="left"/>
+      <w:pPr>
+        <w:tabs>
+          <w:tab w:val="num" w:pos="2880"/>
+        </w:tabs>
+        <w:ind w:left="2880" w:hanging="360"/>
+      </w:pPr>
+      <w:rPr/>
+    </w:lvl>
+    <w:lvl w:ilvl="7">
+      <w:start w:val="1"/>
+      <w:numFmt w:val="decimal"/>
+      <w:lvlText w:val="%8."/>
+      <w:lvlJc w:val="left"/>
+      <w:pPr>
+        <w:tabs>
+          <w:tab w:val="num" w:pos="3240"/>
+        </w:tabs>
+        <w:ind w:left="3240" w:hanging="360"/>
+      </w:pPr>
+      <w:rPr/>
+    </w:lvl>
+    <w:lvl w:ilvl="8">
+      <w:start w:val="1"/>
+      <w:numFmt w:val="decimal"/>
+      <w:lvlText w:val="%9."/>
+      <w:lvlJc w:val="left"/>
+      <w:pPr>
+        <w:tabs>
+          <w:tab w:val="num" w:pos="3600"/>
+        </w:tabs>
+        <w:ind w:left="3600" w:hanging="360"/>
+      </w:pPr>
+      <w:rPr/>
+    </w:lvl>
+  </w:abstractNum>
+  <w:abstractNum w:abstractNumId="11">
+    <w:lvl w:ilvl="0">
+      <w:start w:val="1"/>
+      <w:numFmt w:val="bullet"/>
+      <w:lvlText w:val=""/>
+      <w:lvlJc w:val="left"/>
+      <w:pPr>
+        <w:tabs>
+          <w:tab w:val="num" w:pos="0"/>
+        </w:tabs>
+        <w:ind w:left="720" w:hanging="360"/>
+      </w:pPr>
+      <w:rPr>
+        <w:rFonts w:ascii="Symbol" w:hAnsi="Symbol" w:cs="Symbol" w:hint="default"/>
+      </w:rPr>
+    </w:lvl>
+    <w:lvl w:ilvl="1">
+      <w:start w:val="1"/>
+      <w:numFmt w:val="decimal"/>
+      <w:lvlText w:val="%2."/>
+      <w:lvlJc w:val="left"/>
+      <w:pPr>
+        <w:tabs>
+          <w:tab w:val="num" w:pos="1080"/>
+        </w:tabs>
+        <w:ind w:left="1080" w:hanging="360"/>
+      </w:pPr>
+      <w:rPr/>
+    </w:lvl>
+    <w:lvl w:ilvl="2">
+      <w:start w:val="1"/>
+      <w:numFmt w:val="decimal"/>
+      <w:lvlText w:val="%3."/>
+      <w:lvlJc w:val="left"/>
+      <w:pPr>
+        <w:tabs>
+          <w:tab w:val="num" w:pos="1440"/>
+        </w:tabs>
+        <w:ind w:left="1440" w:hanging="360"/>
+      </w:pPr>
+      <w:rPr/>
+    </w:lvl>
+    <w:lvl w:ilvl="3">
+      <w:start w:val="1"/>
+      <w:numFmt w:val="decimal"/>
+      <w:lvlText w:val="%4."/>
+      <w:lvlJc w:val="left"/>
+      <w:pPr>
+        <w:tabs>
+          <w:tab w:val="num" w:pos="1800"/>
+        </w:tabs>
+        <w:ind w:left="1800" w:hanging="360"/>
+      </w:pPr>
+      <w:rPr/>
+    </w:lvl>
+    <w:lvl w:ilvl="4">
+      <w:start w:val="1"/>
+      <w:numFmt w:val="decimal"/>
+      <w:lvlText w:val="%5."/>
+      <w:lvlJc w:val="left"/>
+      <w:pPr>
+        <w:tabs>
+          <w:tab w:val="num" w:pos="2160"/>
+        </w:tabs>
+        <w:ind w:left="2160" w:hanging="360"/>
+      </w:pPr>
+      <w:rPr/>
+    </w:lvl>
+    <w:lvl w:ilvl="5">
+      <w:start w:val="1"/>
+      <w:numFmt w:val="decimal"/>
+      <w:lvlText w:val="%6."/>
+      <w:lvlJc w:val="left"/>
+      <w:pPr>
+        <w:tabs>
+          <w:tab w:val="num" w:pos="2520"/>
+        </w:tabs>
+        <w:ind w:left="2520" w:hanging="360"/>
+      </w:pPr>
+      <w:rPr/>
+    </w:lvl>
+    <w:lvl w:ilvl="6">
+      <w:start w:val="1"/>
+      <w:numFmt w:val="decimal"/>
+      <w:lvlText w:val="%7."/>
+      <w:lvlJc w:val="left"/>
+      <w:pPr>
+        <w:tabs>
+          <w:tab w:val="num" w:pos="2880"/>
+        </w:tabs>
+        <w:ind w:left="2880" w:hanging="360"/>
+      </w:pPr>
+      <w:rPr/>
+    </w:lvl>
+    <w:lvl w:ilvl="7">
+      <w:start w:val="1"/>
+      <w:numFmt w:val="decimal"/>
+      <w:lvlText w:val="%8."/>
+      <w:lvlJc w:val="left"/>
+      <w:pPr>
+        <w:tabs>
+          <w:tab w:val="num" w:pos="3240"/>
+        </w:tabs>
+        <w:ind w:left="3240" w:hanging="360"/>
+      </w:pPr>
+      <w:rPr/>
+    </w:lvl>
+    <w:lvl w:ilvl="8">
+      <w:start w:val="1"/>
+      <w:numFmt w:val="decimal"/>
+      <w:lvlText w:val="%9."/>
+      <w:lvlJc w:val="left"/>
+      <w:pPr>
+        <w:tabs>
+          <w:tab w:val="num" w:pos="3600"/>
+        </w:tabs>
+        <w:ind w:left="3600" w:hanging="360"/>
+      </w:pPr>
+      <w:rPr/>
+    </w:lvl>
+  </w:abstractNum>
+  <w:abstractNum w:abstractNumId="12">
+    <w:lvl w:ilvl="0">
+      <w:start w:val="1"/>
+      <w:numFmt w:val="bullet"/>
+      <w:lvlText w:val=""/>
+      <w:lvlJc w:val="left"/>
+      <w:pPr>
+        <w:tabs>
+          <w:tab w:val="num" w:pos="0"/>
+        </w:tabs>
+        <w:ind w:left="720" w:hanging="360"/>
+      </w:pPr>
+      <w:rPr>
+        <w:rFonts w:ascii="Symbol" w:hAnsi="Symbol" w:cs="Symbol" w:hint="default"/>
+      </w:rPr>
+    </w:lvl>
+    <w:lvl w:ilvl="1">
+      <w:start w:val="1"/>
+      <w:numFmt w:val="decimal"/>
+      <w:lvlText w:val="%2."/>
+      <w:lvlJc w:val="left"/>
+      <w:pPr>
+        <w:tabs>
+          <w:tab w:val="num" w:pos="1080"/>
+        </w:tabs>
+        <w:ind w:left="1080" w:hanging="360"/>
+      </w:pPr>
+      <w:rPr/>
+    </w:lvl>
+    <w:lvl w:ilvl="2">
+      <w:start w:val="1"/>
+      <w:numFmt w:val="decimal"/>
+      <w:lvlText w:val="%3."/>
+      <w:lvlJc w:val="left"/>
+      <w:pPr>
+        <w:tabs>
+          <w:tab w:val="num" w:pos="1440"/>
+        </w:tabs>
+        <w:ind w:left="1440" w:hanging="360"/>
+      </w:pPr>
+      <w:rPr/>
+    </w:lvl>
+    <w:lvl w:ilvl="3">
+      <w:start w:val="1"/>
+      <w:numFmt w:val="decimal"/>
+      <w:lvlText w:val="%4."/>
+      <w:lvlJc w:val="left"/>
+      <w:pPr>
+        <w:tabs>
+          <w:tab w:val="num" w:pos="1800"/>
+        </w:tabs>
+        <w:ind w:left="1800" w:hanging="360"/>
+      </w:pPr>
+      <w:rPr/>
+    </w:lvl>
+    <w:lvl w:ilvl="4">
+      <w:start w:val="1"/>
+      <w:numFmt w:val="decimal"/>
+      <w:lvlText w:val="%5."/>
+      <w:lvlJc w:val="left"/>
+      <w:pPr>
+        <w:tabs>
+          <w:tab w:val="num" w:pos="2160"/>
+        </w:tabs>
+        <w:ind w:left="2160" w:hanging="360"/>
+      </w:pPr>
+      <w:rPr/>
+    </w:lvl>
+    <w:lvl w:ilvl="5">
+      <w:start w:val="1"/>
+      <w:numFmt w:val="decimal"/>
+      <w:lvlText w:val="%6."/>
+      <w:lvlJc w:val="left"/>
+      <w:pPr>
+        <w:tabs>
+          <w:tab w:val="num" w:pos="2520"/>
+        </w:tabs>
+        <w:ind w:left="2520" w:hanging="360"/>
+      </w:pPr>
+      <w:rPr/>
+    </w:lvl>
+    <w:lvl w:ilvl="6">
+      <w:start w:val="1"/>
+      <w:numFmt w:val="decimal"/>
+      <w:lvlText w:val="%7."/>
+      <w:lvlJc w:val="left"/>
+      <w:pPr>
+        <w:tabs>
+          <w:tab w:val="num" w:pos="2880"/>
+        </w:tabs>
+        <w:ind w:left="2880" w:hanging="360"/>
+      </w:pPr>
+      <w:rPr/>
+    </w:lvl>
+    <w:lvl w:ilvl="7">
+      <w:start w:val="1"/>
+      <w:numFmt w:val="decimal"/>
+      <w:lvlText w:val="%8."/>
+      <w:lvlJc w:val="left"/>
+      <w:pPr>
+        <w:tabs>
+          <w:tab w:val="num" w:pos="3240"/>
+        </w:tabs>
+        <w:ind w:left="3240" w:hanging="360"/>
+      </w:pPr>
+      <w:rPr/>
+    </w:lvl>
+    <w:lvl w:ilvl="8">
+      <w:start w:val="1"/>
+      <w:numFmt w:val="decimal"/>
+      <w:lvlText w:val="%9."/>
+      <w:lvlJc w:val="left"/>
+      <w:pPr>
+        <w:tabs>
+          <w:tab w:val="num" w:pos="3600"/>
+        </w:tabs>
+        <w:ind w:left="3600" w:hanging="360"/>
+      </w:pPr>
+      <w:rPr/>
+    </w:lvl>
+  </w:abstractNum>
+  <w:abstractNum w:abstractNumId="13">
+    <w:lvl w:ilvl="0">
+      <w:start w:val="1"/>
+      <w:numFmt w:val="bullet"/>
+      <w:lvlText w:val=""/>
+      <w:lvlJc w:val="left"/>
+      <w:pPr>
+        <w:tabs>
+          <w:tab w:val="num" w:pos="0"/>
+        </w:tabs>
+        <w:ind w:left="720" w:hanging="360"/>
+      </w:pPr>
+      <w:rPr>
+        <w:rFonts w:ascii="Symbol" w:hAnsi="Symbol" w:cs="Symbol" w:hint="default"/>
+      </w:rPr>
+    </w:lvl>
+    <w:lvl w:ilvl="1">
+      <w:start w:val="1"/>
+      <w:numFmt w:val="decimal"/>
+      <w:lvlText w:val="%2."/>
+      <w:lvlJc w:val="left"/>
+      <w:pPr>
+        <w:tabs>
+          <w:tab w:val="num" w:pos="1080"/>
+        </w:tabs>
+        <w:ind w:left="1080" w:hanging="360"/>
+      </w:pPr>
+      <w:rPr/>
+    </w:lvl>
+    <w:lvl w:ilvl="2">
+      <w:start w:val="1"/>
+      <w:numFmt w:val="decimal"/>
+      <w:lvlText w:val="%3."/>
+      <w:lvlJc w:val="left"/>
+      <w:pPr>
+        <w:tabs>
+          <w:tab w:val="num" w:pos="1440"/>
+        </w:tabs>
+        <w:ind w:left="1440" w:hanging="360"/>
+      </w:pPr>
+      <w:rPr/>
+    </w:lvl>
+    <w:lvl w:ilvl="3">
+      <w:start w:val="1"/>
+      <w:numFmt w:val="decimal"/>
+      <w:lvlText w:val="%4."/>
+      <w:lvlJc w:val="left"/>
+      <w:pPr>
+        <w:tabs>
+          <w:tab w:val="num" w:pos="1800"/>
+        </w:tabs>
+        <w:ind w:left="1800" w:hanging="360"/>
+      </w:pPr>
+      <w:rPr/>
+    </w:lvl>
+    <w:lvl w:ilvl="4">
+      <w:start w:val="1"/>
+      <w:numFmt w:val="decimal"/>
+      <w:lvlText w:val="%5."/>
+      <w:lvlJc w:val="left"/>
+      <w:pPr>
+        <w:tabs>
+          <w:tab w:val="num" w:pos="2160"/>
+        </w:tabs>
+        <w:ind w:left="2160" w:hanging="360"/>
+      </w:pPr>
+      <w:rPr/>
+    </w:lvl>
+    <w:lvl w:ilvl="5">
+      <w:start w:val="1"/>
+      <w:numFmt w:val="decimal"/>
+      <w:lvlText w:val="%6."/>
+      <w:lvlJc w:val="left"/>
+      <w:pPr>
+        <w:tabs>
+          <w:tab w:val="num" w:pos="2520"/>
+        </w:tabs>
+        <w:ind w:left="2520" w:hanging="360"/>
+      </w:pPr>
+      <w:rPr/>
+    </w:lvl>
+    <w:lvl w:ilvl="6">
+      <w:start w:val="1"/>
+      <w:numFmt w:val="decimal"/>
+      <w:lvlText w:val="%7."/>
+      <w:lvlJc w:val="left"/>
+      <w:pPr>
+        <w:tabs>
+          <w:tab w:val="num" w:pos="2880"/>
+        </w:tabs>
+        <w:ind w:left="2880" w:hanging="360"/>
+      </w:pPr>
+      <w:rPr/>
+    </w:lvl>
+    <w:lvl w:ilvl="7">
+      <w:start w:val="1"/>
+      <w:numFmt w:val="decimal"/>
+      <w:lvlText w:val="%8."/>
+      <w:lvlJc w:val="left"/>
+      <w:pPr>
+        <w:tabs>
+          <w:tab w:val="num" w:pos="3240"/>
+        </w:tabs>
+        <w:ind w:left="3240" w:hanging="360"/>
+      </w:pPr>
+      <w:rPr/>
+    </w:lvl>
+    <w:lvl w:ilvl="8">
+      <w:start w:val="1"/>
+      <w:numFmt w:val="decimal"/>
+      <w:lvlText w:val="%9."/>
+      <w:lvlJc w:val="left"/>
+      <w:pPr>
+        <w:tabs>
+          <w:tab w:val="num" w:pos="3600"/>
+        </w:tabs>
+        <w:ind w:left="3600" w:hanging="360"/>
+      </w:pPr>
+      <w:rPr/>
+    </w:lvl>
+  </w:abstractNum>
+  <w:abstractNum w:abstractNumId="14">
+    <w:lvl w:ilvl="0">
+      <w:start w:val="1"/>
+      <w:numFmt w:val="bullet"/>
+      <w:lvlText w:val=""/>
+      <w:lvlJc w:val="left"/>
+      <w:pPr>
+        <w:tabs>
+          <w:tab w:val="num" w:pos="0"/>
+        </w:tabs>
+        <w:ind w:left="720" w:hanging="360"/>
+      </w:pPr>
+      <w:rPr>
+        <w:rFonts w:ascii="Symbol" w:hAnsi="Symbol" w:cs="Symbol" w:hint="default"/>
+      </w:rPr>
+    </w:lvl>
+    <w:lvl w:ilvl="1">
+      <w:start w:val="1"/>
+      <w:numFmt w:val="decimal"/>
+      <w:lvlText w:val="%2."/>
+      <w:lvlJc w:val="left"/>
+      <w:pPr>
+        <w:tabs>
+          <w:tab w:val="num" w:pos="1080"/>
+        </w:tabs>
+        <w:ind w:left="1080" w:hanging="360"/>
+      </w:pPr>
+      <w:rPr/>
+    </w:lvl>
+    <w:lvl w:ilvl="2">
+      <w:start w:val="1"/>
+      <w:numFmt w:val="decimal"/>
+      <w:lvlText w:val="%3."/>
+      <w:lvlJc w:val="left"/>
+      <w:pPr>
+        <w:tabs>
+          <w:tab w:val="num" w:pos="1440"/>
+        </w:tabs>
+        <w:ind w:left="1440" w:hanging="360"/>
+      </w:pPr>
+      <w:rPr/>
+    </w:lvl>
+    <w:lvl w:ilvl="3">
+      <w:start w:val="1"/>
+      <w:numFmt w:val="decimal"/>
+      <w:lvlText w:val="%4."/>
+      <w:lvlJc w:val="left"/>
+      <w:pPr>
+        <w:tabs>
+          <w:tab w:val="num" w:pos="1800"/>
+        </w:tabs>
+        <w:ind w:left="1800" w:hanging="360"/>
+      </w:pPr>
+      <w:rPr/>
+    </w:lvl>
+    <w:lvl w:ilvl="4">
+      <w:start w:val="1"/>
+      <w:numFmt w:val="decimal"/>
+      <w:lvlText w:val="%5."/>
+      <w:lvlJc w:val="left"/>
+      <w:pPr>
+        <w:tabs>
+          <w:tab w:val="num" w:pos="2160"/>
+        </w:tabs>
+        <w:ind w:left="2160" w:hanging="360"/>
+      </w:pPr>
+      <w:rPr/>
+    </w:lvl>
+    <w:lvl w:ilvl="5">
+      <w:start w:val="1"/>
+      <w:numFmt w:val="decimal"/>
+      <w:lvlText w:val="%6."/>
+      <w:lvlJc w:val="left"/>
+      <w:pPr>
+        <w:tabs>
+          <w:tab w:val="num" w:pos="2520"/>
+        </w:tabs>
+        <w:ind w:left="2520" w:hanging="360"/>
+      </w:pPr>
+      <w:rPr/>
+    </w:lvl>
+    <w:lvl w:ilvl="6">
+      <w:start w:val="1"/>
+      <w:numFmt w:val="decimal"/>
+      <w:lvlText w:val="%7."/>
+      <w:lvlJc w:val="left"/>
+      <w:pPr>
+        <w:tabs>
+          <w:tab w:val="num" w:pos="2880"/>
+        </w:tabs>
+        <w:ind w:left="2880" w:hanging="360"/>
+      </w:pPr>
+      <w:rPr/>
+    </w:lvl>
+    <w:lvl w:ilvl="7">
+      <w:start w:val="1"/>
+      <w:numFmt w:val="decimal"/>
+      <w:lvlText w:val="%8."/>
+      <w:lvlJc w:val="left"/>
+      <w:pPr>
+        <w:tabs>
+          <w:tab w:val="num" w:pos="3240"/>
+        </w:tabs>
+        <w:ind w:left="3240" w:hanging="360"/>
+      </w:pPr>
+      <w:rPr/>
+    </w:lvl>
+    <w:lvl w:ilvl="8">
+      <w:start w:val="1"/>
+      <w:numFmt w:val="decimal"/>
+      <w:lvlText w:val="%9."/>
+      <w:lvlJc w:val="left"/>
+      <w:pPr>
+        <w:tabs>
+          <w:tab w:val="num" w:pos="3600"/>
+        </w:tabs>
+        <w:ind w:left="3600" w:hanging="360"/>
+      </w:pPr>
+      <w:rPr/>
+    </w:lvl>
+  </w:abstractNum>
+  <w:abstractNum w:abstractNumId="15">
+    <w:lvl w:ilvl="0">
+      <w:start w:val="1"/>
+      <w:numFmt w:val="bullet"/>
+      <w:lvlText w:val=""/>
+      <w:lvlJc w:val="left"/>
+      <w:pPr>
+        <w:tabs>
+          <w:tab w:val="num" w:pos="0"/>
+        </w:tabs>
+        <w:ind w:left="720" w:hanging="360"/>
+      </w:pPr>
+      <w:rPr>
+        <w:rFonts w:ascii="Symbol" w:hAnsi="Symbol" w:cs="Symbol" w:hint="default"/>
+      </w:rPr>
+    </w:lvl>
+    <w:lvl w:ilvl="1">
+      <w:start w:val="1"/>
+      <w:numFmt w:val="decimal"/>
+      <w:lvlText w:val="%2."/>
+      <w:lvlJc w:val="left"/>
+      <w:pPr>
+        <w:tabs>
+          <w:tab w:val="num" w:pos="1080"/>
+        </w:tabs>
+        <w:ind w:left="1080" w:hanging="360"/>
+      </w:pPr>
+      <w:rPr/>
+    </w:lvl>
+    <w:lvl w:ilvl="2">
+      <w:start w:val="1"/>
+      <w:numFmt w:val="decimal"/>
+      <w:lvlText w:val="%3."/>
+      <w:lvlJc w:val="left"/>
+      <w:pPr>
+        <w:tabs>
+          <w:tab w:val="num" w:pos="1440"/>
+        </w:tabs>
+        <w:ind w:left="1440" w:hanging="360"/>
+      </w:pPr>
+      <w:rPr/>
+    </w:lvl>
+    <w:lvl w:ilvl="3">
+      <w:start w:val="1"/>
+      <w:numFmt w:val="decimal"/>
+      <w:lvlText w:val="%4."/>
+      <w:lvlJc w:val="left"/>
+      <w:pPr>
+        <w:tabs>
+          <w:tab w:val="num" w:pos="1800"/>
+        </w:tabs>
+        <w:ind w:left="1800" w:hanging="360"/>
+      </w:pPr>
+      <w:rPr/>
+    </w:lvl>
+    <w:lvl w:ilvl="4">
+      <w:start w:val="1"/>
+      <w:numFmt w:val="decimal"/>
+      <w:lvlText w:val="%5."/>
+      <w:lvlJc w:val="left"/>
+      <w:pPr>
+        <w:tabs>
+          <w:tab w:val="num" w:pos="2160"/>
+        </w:tabs>
+        <w:ind w:left="2160" w:hanging="360"/>
+      </w:pPr>
+      <w:rPr/>
+    </w:lvl>
+    <w:lvl w:ilvl="5">
+      <w:start w:val="1"/>
+      <w:numFmt w:val="decimal"/>
+      <w:lvlText w:val="%6."/>
+      <w:lvlJc w:val="left"/>
+      <w:pPr>
+        <w:tabs>
+          <w:tab w:val="num" w:pos="2520"/>
+        </w:tabs>
+        <w:ind w:left="2520" w:hanging="360"/>
+      </w:pPr>
+      <w:rPr/>
+    </w:lvl>
+    <w:lvl w:ilvl="6">
+      <w:start w:val="1"/>
+      <w:numFmt w:val="decimal"/>
+      <w:lvlText w:val="%7."/>
+      <w:lvlJc w:val="left"/>
+      <w:pPr>
+        <w:tabs>
+          <w:tab w:val="num" w:pos="2880"/>
+        </w:tabs>
+        <w:ind w:left="2880" w:hanging="360"/>
+      </w:pPr>
+      <w:rPr/>
+    </w:lvl>
+    <w:lvl w:ilvl="7">
+      <w:start w:val="1"/>
+      <w:numFmt w:val="decimal"/>
+      <w:lvlText w:val="%8."/>
+      <w:lvlJc w:val="left"/>
+      <w:pPr>
+        <w:tabs>
+          <w:tab w:val="num" w:pos="3240"/>
+        </w:tabs>
+        <w:ind w:left="3240" w:hanging="360"/>
+      </w:pPr>
+      <w:rPr/>
+    </w:lvl>
+    <w:lvl w:ilvl="8">
+      <w:start w:val="1"/>
+      <w:numFmt w:val="decimal"/>
+      <w:lvlText w:val="%9."/>
+      <w:lvlJc w:val="left"/>
+      <w:pPr>
+        <w:tabs>
+          <w:tab w:val="num" w:pos="3600"/>
+        </w:tabs>
+        <w:ind w:left="3600" w:hanging="360"/>
+      </w:pPr>
+      <w:rPr/>
+    </w:lvl>
+  </w:abstractNum>
+  <w:abstractNum w:abstractNumId="16">
+    <w:lvl w:ilvl="0">
+      <w:start w:val="1"/>
+      <w:numFmt w:val="bullet"/>
+      <w:lvlText w:val=""/>
+      <w:lvlJc w:val="left"/>
+      <w:pPr>
+        <w:tabs>
+          <w:tab w:val="num" w:pos="0"/>
+        </w:tabs>
+        <w:ind w:left="720" w:hanging="360"/>
+      </w:pPr>
+      <w:rPr>
+        <w:rFonts w:ascii="Symbol" w:hAnsi="Symbol" w:cs="Symbol" w:hint="default"/>
+      </w:rPr>
+    </w:lvl>
+    <w:lvl w:ilvl="1">
+      <w:start w:val="1"/>
+      <w:numFmt w:val="decimal"/>
+      <w:lvlText w:val="%2."/>
+      <w:lvlJc w:val="left"/>
+      <w:pPr>
+        <w:tabs>
+          <w:tab w:val="num" w:pos="1080"/>
+        </w:tabs>
+        <w:ind w:left="1080" w:hanging="360"/>
+      </w:pPr>
+      <w:rPr/>
+    </w:lvl>
+    <w:lvl w:ilvl="2">
+      <w:start w:val="1"/>
+      <w:numFmt w:val="decimal"/>
+      <w:lvlText w:val="%3."/>
+      <w:lvlJc w:val="left"/>
+      <w:pPr>
+        <w:tabs>
+          <w:tab w:val="num" w:pos="1440"/>
+        </w:tabs>
+        <w:ind w:left="1440" w:hanging="360"/>
+      </w:pPr>
+      <w:rPr/>
+    </w:lvl>
+    <w:lvl w:ilvl="3">
+      <w:start w:val="1"/>
+      <w:numFmt w:val="decimal"/>
+      <w:lvlText w:val="%4."/>
+      <w:lvlJc w:val="left"/>
+      <w:pPr>
+        <w:tabs>
+          <w:tab w:val="num" w:pos="1800"/>
+        </w:tabs>
+        <w:ind w:left="1800" w:hanging="360"/>
+      </w:pPr>
+      <w:rPr/>
+    </w:lvl>
+    <w:lvl w:ilvl="4">
+      <w:start w:val="1"/>
+      <w:numFmt w:val="decimal"/>
+      <w:lvlText w:val="%5."/>
+      <w:lvlJc w:val="left"/>
+      <w:pPr>
+        <w:tabs>
+          <w:tab w:val="num" w:pos="2160"/>
+        </w:tabs>
+        <w:ind w:left="2160" w:hanging="360"/>
+      </w:pPr>
+      <w:rPr/>
+    </w:lvl>
+    <w:lvl w:ilvl="5">
+      <w:start w:val="1"/>
+      <w:numFmt w:val="decimal"/>
+      <w:lvlText w:val="%6."/>
+      <w:lvlJc w:val="left"/>
+      <w:pPr>
+        <w:tabs>
+          <w:tab w:val="num" w:pos="2520"/>
+        </w:tabs>
+        <w:ind w:left="2520" w:hanging="360"/>
+      </w:pPr>
+      <w:rPr/>
+    </w:lvl>
+    <w:lvl w:ilvl="6">
+      <w:start w:val="1"/>
+      <w:numFmt w:val="decimal"/>
+      <w:lvlText w:val="%7."/>
+      <w:lvlJc w:val="left"/>
+      <w:pPr>
+        <w:tabs>
+          <w:tab w:val="num" w:pos="2880"/>
+        </w:tabs>
+        <w:ind w:left="2880" w:hanging="360"/>
+      </w:pPr>
+      <w:rPr/>
+    </w:lvl>
+    <w:lvl w:ilvl="7">
+      <w:start w:val="1"/>
+      <w:numFmt w:val="decimal"/>
+      <w:lvlText w:val="%8."/>
+      <w:lvlJc w:val="left"/>
+      <w:pPr>
+        <w:tabs>
+          <w:tab w:val="num" w:pos="3240"/>
+        </w:tabs>
+        <w:ind w:left="3240" w:hanging="360"/>
+      </w:pPr>
+      <w:rPr/>
+    </w:lvl>
+    <w:lvl w:ilvl="8">
+      <w:start w:val="1"/>
+      <w:numFmt w:val="decimal"/>
+      <w:lvlText w:val="%9."/>
+      <w:lvlJc w:val="left"/>
+      <w:pPr>
+        <w:tabs>
+          <w:tab w:val="num" w:pos="3600"/>
+        </w:tabs>
+        <w:ind w:left="3600" w:hanging="360"/>
+      </w:pPr>
+      <w:rPr/>
+    </w:lvl>
+  </w:abstractNum>
+  <w:abstractNum w:abstractNumId="17">
+    <w:lvl w:ilvl="0">
+      <w:start w:val="1"/>
+      <w:numFmt w:val="bullet"/>
+      <w:lvlText w:val=""/>
+      <w:lvlJc w:val="left"/>
+      <w:pPr>
+        <w:tabs>
+          <w:tab w:val="num" w:pos="0"/>
+        </w:tabs>
+        <w:ind w:left="720" w:hanging="360"/>
+      </w:pPr>
+      <w:rPr>
+        <w:rFonts w:ascii="Symbol" w:hAnsi="Symbol" w:cs="Symbol" w:hint="default"/>
+      </w:rPr>
+    </w:lvl>
+    <w:lvl w:ilvl="1">
+      <w:start w:val="1"/>
+      <w:numFmt w:val="decimal"/>
+      <w:lvlText w:val="%2."/>
+      <w:lvlJc w:val="left"/>
+      <w:pPr>
+        <w:tabs>
+          <w:tab w:val="num" w:pos="1080"/>
+        </w:tabs>
+        <w:ind w:left="1080" w:hanging="360"/>
+      </w:pPr>
+      <w:rPr/>
+    </w:lvl>
+    <w:lvl w:ilvl="2">
+      <w:start w:val="1"/>
+      <w:numFmt w:val="decimal"/>
+      <w:lvlText w:val="%3."/>
+      <w:lvlJc w:val="left"/>
+      <w:pPr>
+        <w:tabs>
+          <w:tab w:val="num" w:pos="1440"/>
+        </w:tabs>
+        <w:ind w:left="1440" w:hanging="360"/>
+      </w:pPr>
+      <w:rPr/>
+    </w:lvl>
+    <w:lvl w:ilvl="3">
+      <w:start w:val="1"/>
+      <w:numFmt w:val="decimal"/>
+      <w:lvlText w:val="%4."/>
+      <w:lvlJc w:val="left"/>
+      <w:pPr>
+        <w:tabs>
+          <w:tab w:val="num" w:pos="1800"/>
+        </w:tabs>
+        <w:ind w:left="1800" w:hanging="360"/>
+      </w:pPr>
+      <w:rPr/>
+    </w:lvl>
+    <w:lvl w:ilvl="4">
+      <w:start w:val="1"/>
+      <w:numFmt w:val="decimal"/>
+      <w:lvlText w:val="%5."/>
+      <w:lvlJc w:val="left"/>
+      <w:pPr>
+        <w:tabs>
+          <w:tab w:val="num" w:pos="2160"/>
+        </w:tabs>
+        <w:ind w:left="2160" w:hanging="360"/>
+      </w:pPr>
+      <w:rPr/>
+    </w:lvl>
+    <w:lvl w:ilvl="5">
+      <w:start w:val="1"/>
+      <w:numFmt w:val="decimal"/>
+      <w:lvlText w:val="%6."/>
+      <w:lvlJc w:val="left"/>
+      <w:pPr>
+        <w:tabs>
+          <w:tab w:val="num" w:pos="2520"/>
+        </w:tabs>
+        <w:ind w:left="2520" w:hanging="360"/>
+      </w:pPr>
+      <w:rPr/>
+    </w:lvl>
+    <w:lvl w:ilvl="6">
+      <w:start w:val="1"/>
+      <w:numFmt w:val="decimal"/>
+      <w:lvlText w:val="%7."/>
+      <w:lvlJc w:val="left"/>
+      <w:pPr>
+        <w:tabs>
+          <w:tab w:val="num" w:pos="2880"/>
+        </w:tabs>
+        <w:ind w:left="2880" w:hanging="360"/>
+      </w:pPr>
+      <w:rPr/>
+    </w:lvl>
+    <w:lvl w:ilvl="7">
+      <w:start w:val="1"/>
+      <w:numFmt w:val="decimal"/>
+      <w:lvlText w:val="%8."/>
+      <w:lvlJc w:val="left"/>
+      <w:pPr>
+        <w:tabs>
+          <w:tab w:val="num" w:pos="3240"/>
+        </w:tabs>
+        <w:ind w:left="3240" w:hanging="360"/>
+      </w:pPr>
+      <w:rPr/>
+    </w:lvl>
+    <w:lvl w:ilvl="8">
+      <w:start w:val="1"/>
+      <w:numFmt w:val="decimal"/>
+      <w:lvlText w:val="%9."/>
+      <w:lvlJc w:val="left"/>
+      <w:pPr>
+        <w:tabs>
+          <w:tab w:val="num" w:pos="3600"/>
+        </w:tabs>
+        <w:ind w:left="3600" w:hanging="360"/>
+      </w:pPr>
+      <w:rPr/>
+    </w:lvl>
+  </w:abstractNum>
+  <w:abstractNum w:abstractNumId="18">
+    <w:lvl w:ilvl="0">
+      <w:start w:val="1"/>
+      <w:numFmt w:val="bullet"/>
+      <w:lvlText w:val=""/>
+      <w:lvlJc w:val="left"/>
+      <w:pPr>
+        <w:tabs>
+          <w:tab w:val="num" w:pos="0"/>
+        </w:tabs>
+        <w:ind w:left="720" w:hanging="360"/>
+      </w:pPr>
+      <w:rPr>
+        <w:rFonts w:ascii="Symbol" w:hAnsi="Symbol" w:cs="Symbol" w:hint="default"/>
+      </w:rPr>
+    </w:lvl>
+    <w:lvl w:ilvl="1">
+      <w:start w:val="1"/>
+      <w:numFmt w:val="decimal"/>
+      <w:lvlText w:val="%2."/>
+      <w:lvlJc w:val="left"/>
+      <w:pPr>
+        <w:tabs>
+          <w:tab w:val="num" w:pos="1080"/>
+        </w:tabs>
+        <w:ind w:left="1080" w:hanging="360"/>
+      </w:pPr>
+      <w:rPr/>
+    </w:lvl>
+    <w:lvl w:ilvl="2">
+      <w:start w:val="1"/>
+      <w:numFmt w:val="decimal"/>
+      <w:lvlText w:val="%3."/>
+      <w:lvlJc w:val="left"/>
+      <w:pPr>
+        <w:tabs>
+          <w:tab w:val="num" w:pos="1440"/>
+        </w:tabs>
+        <w:ind w:left="1440" w:hanging="360"/>
+      </w:pPr>
+      <w:rPr/>
+    </w:lvl>
+    <w:lvl w:ilvl="3">
+      <w:start w:val="1"/>
+      <w:numFmt w:val="decimal"/>
+      <w:lvlText w:val="%4."/>
+      <w:lvlJc w:val="left"/>
+      <w:pPr>
+        <w:tabs>
+          <w:tab w:val="num" w:pos="1800"/>
+        </w:tabs>
+        <w:ind w:left="1800" w:hanging="360"/>
+      </w:pPr>
+      <w:rPr/>
+    </w:lvl>
+    <w:lvl w:ilvl="4">
+      <w:start w:val="1"/>
+      <w:numFmt w:val="decimal"/>
+      <w:lvlText w:val="%5."/>
+      <w:lvlJc w:val="left"/>
+      <w:pPr>
+        <w:tabs>
+          <w:tab w:val="num" w:pos="2160"/>
+        </w:tabs>
+        <w:ind w:left="2160" w:hanging="360"/>
+      </w:pPr>
+      <w:rPr/>
+    </w:lvl>
+    <w:lvl w:ilvl="5">
+      <w:start w:val="1"/>
+      <w:numFmt w:val="decimal"/>
+      <w:lvlText w:val="%6."/>
+      <w:lvlJc w:val="left"/>
+      <w:pPr>
+        <w:tabs>
+          <w:tab w:val="num" w:pos="2520"/>
+        </w:tabs>
+        <w:ind w:left="2520" w:hanging="360"/>
+      </w:pPr>
+      <w:rPr/>
+    </w:lvl>
+    <w:lvl w:ilvl="6">
+      <w:start w:val="1"/>
+      <w:numFmt w:val="decimal"/>
+      <w:lvlText w:val="%7."/>
+      <w:lvlJc w:val="left"/>
+      <w:pPr>
+        <w:tabs>
+          <w:tab w:val="num" w:pos="2880"/>
+        </w:tabs>
+        <w:ind w:left="2880" w:hanging="360"/>
+      </w:pPr>
+      <w:rPr/>
+    </w:lvl>
+    <w:lvl w:ilvl="7">
+      <w:start w:val="1"/>
+      <w:numFmt w:val="decimal"/>
+      <w:lvlText w:val="%8."/>
+      <w:lvlJc w:val="left"/>
+      <w:pPr>
+        <w:tabs>
+          <w:tab w:val="num" w:pos="3240"/>
+        </w:tabs>
+        <w:ind w:left="3240" w:hanging="360"/>
+      </w:pPr>
+      <w:rPr/>
+    </w:lvl>
+    <w:lvl w:ilvl="8">
+      <w:start w:val="1"/>
+      <w:numFmt w:val="decimal"/>
+      <w:lvlText w:val="%9."/>
+      <w:lvlJc w:val="left"/>
+      <w:pPr>
+        <w:tabs>
+          <w:tab w:val="num" w:pos="3600"/>
+        </w:tabs>
+        <w:ind w:left="3600" w:hanging="360"/>
+      </w:pPr>
+      <w:rPr/>
+    </w:lvl>
+  </w:abstractNum>
+  <w:abstractNum w:abstractNumId="19">
+    <w:lvl w:ilvl="0">
+      <w:start w:val="1"/>
+      <w:numFmt w:val="bullet"/>
+      <w:lvlText w:val=""/>
+      <w:lvlJc w:val="left"/>
+      <w:pPr>
+        <w:tabs>
+          <w:tab w:val="num" w:pos="0"/>
+        </w:tabs>
+        <w:ind w:left="720" w:hanging="360"/>
+      </w:pPr>
+      <w:rPr>
+        <w:rFonts w:ascii="Symbol" w:hAnsi="Symbol" w:cs="Symbol" w:hint="default"/>
+      </w:rPr>
+    </w:lvl>
+    <w:lvl w:ilvl="1">
+      <w:start w:val="1"/>
+      <w:numFmt w:val="decimal"/>
+      <w:lvlText w:val="%2."/>
+      <w:lvlJc w:val="left"/>
+      <w:pPr>
+        <w:tabs>
+          <w:tab w:val="num" w:pos="1080"/>
+        </w:tabs>
+        <w:ind w:left="1080" w:hanging="360"/>
+      </w:pPr>
+      <w:rPr/>
+    </w:lvl>
+    <w:lvl w:ilvl="2">
+      <w:start w:val="1"/>
+      <w:numFmt w:val="decimal"/>
+      <w:lvlText w:val="%3."/>
+      <w:lvlJc w:val="left"/>
+      <w:pPr>
+        <w:tabs>
+          <w:tab w:val="num" w:pos="1440"/>
+        </w:tabs>
+        <w:ind w:left="1440" w:hanging="360"/>
+      </w:pPr>
+      <w:rPr/>
+    </w:lvl>
+    <w:lvl w:ilvl="3">
+      <w:start w:val="1"/>
+      <w:numFmt w:val="decimal"/>
+      <w:lvlText w:val="%4."/>
+      <w:lvlJc w:val="left"/>
+      <w:pPr>
+        <w:tabs>
+          <w:tab w:val="num" w:pos="1800"/>
+        </w:tabs>
+        <w:ind w:left="1800" w:hanging="360"/>
+      </w:pPr>
+      <w:rPr/>
+    </w:lvl>
+    <w:lvl w:ilvl="4">
+      <w:start w:val="1"/>
+      <w:numFmt w:val="decimal"/>
+      <w:lvlText w:val="%5."/>
+      <w:lvlJc w:val="left"/>
+      <w:pPr>
+        <w:tabs>
+          <w:tab w:val="num" w:pos="2160"/>
+        </w:tabs>
+        <w:ind w:left="2160" w:hanging="360"/>
+      </w:pPr>
+      <w:rPr/>
+    </w:lvl>
+    <w:lvl w:ilvl="5">
+      <w:start w:val="1"/>
+      <w:numFmt w:val="decimal"/>
+      <w:lvlText w:val="%6."/>
+      <w:lvlJc w:val="left"/>
+      <w:pPr>
+        <w:tabs>
+          <w:tab w:val="num" w:pos="2520"/>
+        </w:tabs>
+        <w:ind w:left="2520" w:hanging="360"/>
+      </w:pPr>
+      <w:rPr/>
+    </w:lvl>
+    <w:lvl w:ilvl="6">
+      <w:start w:val="1"/>
+      <w:numFmt w:val="decimal"/>
+      <w:lvlText w:val="%7."/>
+      <w:lvlJc w:val="left"/>
+      <w:pPr>
+        <w:tabs>
+          <w:tab w:val="num" w:pos="2880"/>
+        </w:tabs>
+        <w:ind w:left="2880" w:hanging="360"/>
+      </w:pPr>
+      <w:rPr/>
+    </w:lvl>
+    <w:lvl w:ilvl="7">
+      <w:start w:val="1"/>
+      <w:numFmt w:val="decimal"/>
+      <w:lvlText w:val="%8."/>
+      <w:lvlJc w:val="left"/>
+      <w:pPr>
+        <w:tabs>
+          <w:tab w:val="num" w:pos="3240"/>
+        </w:tabs>
+        <w:ind w:left="3240" w:hanging="360"/>
+      </w:pPr>
+      <w:rPr/>
+    </w:lvl>
+    <w:lvl w:ilvl="8">
+      <w:start w:val="1"/>
+      <w:numFmt w:val="decimal"/>
+      <w:lvlText w:val="%9."/>
+      <w:lvlJc w:val="left"/>
+      <w:pPr>
+        <w:tabs>
+          <w:tab w:val="num" w:pos="3600"/>
+        </w:tabs>
+        <w:ind w:left="3600" w:hanging="360"/>
+      </w:pPr>
+      <w:rPr/>
+    </w:lvl>
+  </w:abstractNum>
+  <w:abstractNum w:abstractNumId="20">
+    <w:lvl w:ilvl="0">
+      <w:start w:val="1"/>
+      <w:numFmt w:val="bullet"/>
+      <w:lvlText w:val=""/>
+      <w:lvlJc w:val="left"/>
+      <w:pPr>
+        <w:tabs>
+          <w:tab w:val="num" w:pos="0"/>
+        </w:tabs>
+        <w:ind w:left="720" w:hanging="360"/>
+      </w:pPr>
+      <w:rPr>
+        <w:rFonts w:ascii="Symbol" w:hAnsi="Symbol" w:cs="Symbol" w:hint="default"/>
+      </w:rPr>
+    </w:lvl>
+    <w:lvl w:ilvl="1">
+      <w:start w:val="1"/>
+      <w:numFmt w:val="decimal"/>
+      <w:lvlText w:val="%2."/>
+      <w:lvlJc w:val="left"/>
+      <w:pPr>
+        <w:tabs>
+          <w:tab w:val="num" w:pos="1080"/>
+        </w:tabs>
+        <w:ind w:left="1080" w:hanging="360"/>
+      </w:pPr>
+      <w:rPr/>
+    </w:lvl>
+    <w:lvl w:ilvl="2">
+      <w:start w:val="1"/>
+      <w:numFmt w:val="decimal"/>
+      <w:lvlText w:val="%3."/>
+      <w:lvlJc w:val="left"/>
+      <w:pPr>
+        <w:tabs>
+          <w:tab w:val="num" w:pos="1440"/>
+        </w:tabs>
+        <w:ind w:left="1440" w:hanging="360"/>
+      </w:pPr>
+      <w:rPr/>
+    </w:lvl>
+    <w:lvl w:ilvl="3">
+      <w:start w:val="1"/>
+      <w:numFmt w:val="decimal"/>
+      <w:lvlText w:val="%4."/>
+      <w:lvlJc w:val="left"/>
+      <w:pPr>
+        <w:tabs>
+          <w:tab w:val="num" w:pos="1800"/>
+        </w:tabs>
+        <w:ind w:left="1800" w:hanging="360"/>
+      </w:pPr>
+      <w:rPr/>
+    </w:lvl>
+    <w:lvl w:ilvl="4">
+      <w:start w:val="1"/>
+      <w:numFmt w:val="decimal"/>
+      <w:lvlText w:val="%5."/>
+      <w:lvlJc w:val="left"/>
+      <w:pPr>
+        <w:tabs>
+          <w:tab w:val="num" w:pos="2160"/>
+        </w:tabs>
+        <w:ind w:left="2160" w:hanging="360"/>
+      </w:pPr>
+      <w:rPr/>
+    </w:lvl>
+    <w:lvl w:ilvl="5">
+      <w:start w:val="1"/>
+      <w:numFmt w:val="decimal"/>
+      <w:lvlText w:val="%6."/>
+      <w:lvlJc w:val="left"/>
+      <w:pPr>
+        <w:tabs>
+          <w:tab w:val="num" w:pos="2520"/>
+        </w:tabs>
+        <w:ind w:left="2520" w:hanging="360"/>
+      </w:pPr>
+      <w:rPr/>
+    </w:lvl>
+    <w:lvl w:ilvl="6">
+      <w:start w:val="1"/>
+      <w:numFmt w:val="decimal"/>
+      <w:lvlText w:val="%7."/>
+      <w:lvlJc w:val="left"/>
+      <w:pPr>
+        <w:tabs>
+          <w:tab w:val="num" w:pos="2880"/>
+        </w:tabs>
+        <w:ind w:left="2880" w:hanging="360"/>
+      </w:pPr>
+      <w:rPr/>
+    </w:lvl>
+    <w:lvl w:ilvl="7">
+      <w:start w:val="1"/>
+      <w:numFmt w:val="decimal"/>
+      <w:lvlText w:val="%8."/>
+      <w:lvlJc w:val="left"/>
+      <w:pPr>
+        <w:tabs>
+          <w:tab w:val="num" w:pos="3240"/>
+        </w:tabs>
+        <w:ind w:left="3240" w:hanging="360"/>
+      </w:pPr>
+      <w:rPr/>
+    </w:lvl>
+    <w:lvl w:ilvl="8">
+      <w:start w:val="1"/>
+      <w:numFmt w:val="decimal"/>
+      <w:lvlText w:val="%9."/>
+      <w:lvlJc w:val="left"/>
+      <w:pPr>
+        <w:tabs>
+          <w:tab w:val="num" w:pos="3600"/>
+        </w:tabs>
+        <w:ind w:left="3600" w:hanging="360"/>
+      </w:pPr>
+      <w:rPr/>
+    </w:lvl>
+  </w:abstractNum>
+  <w:abstractNum w:abstractNumId="21">
+    <w:lvl w:ilvl="0">
+      <w:start w:val="1"/>
+      <w:numFmt w:val="bullet"/>
+      <w:lvlText w:val=""/>
+      <w:lvlJc w:val="left"/>
+      <w:pPr>
+        <w:tabs>
+          <w:tab w:val="num" w:pos="0"/>
+        </w:tabs>
+        <w:ind w:left="720" w:hanging="360"/>
+      </w:pPr>
+      <w:rPr>
+        <w:rFonts w:ascii="Symbol" w:hAnsi="Symbol" w:cs="Symbol" w:hint="default"/>
+      </w:rPr>
+    </w:lvl>
+    <w:lvl w:ilvl="1">
+      <w:start w:val="1"/>
+      <w:numFmt w:val="decimal"/>
+      <w:lvlText w:val="%2."/>
+      <w:lvlJc w:val="left"/>
+      <w:pPr>
+        <w:tabs>
+          <w:tab w:val="num" w:pos="1080"/>
+        </w:tabs>
+        <w:ind w:left="1080" w:hanging="360"/>
+      </w:pPr>
+      <w:rPr/>
+    </w:lvl>
+    <w:lvl w:ilvl="2">
+      <w:start w:val="1"/>
+      <w:numFmt w:val="decimal"/>
+      <w:lvlText w:val="%3."/>
+      <w:lvlJc w:val="left"/>
+      <w:pPr>
+        <w:tabs>
+          <w:tab w:val="num" w:pos="1440"/>
+        </w:tabs>
+        <w:ind w:left="1440" w:hanging="360"/>
+      </w:pPr>
+      <w:rPr/>
+    </w:lvl>
+    <w:lvl w:ilvl="3">
+      <w:start w:val="1"/>
+      <w:numFmt w:val="decimal"/>
+      <w:lvlText w:val="%4."/>
+      <w:lvlJc w:val="left"/>
+      <w:pPr>
+        <w:tabs>
+          <w:tab w:val="num" w:pos="1800"/>
+        </w:tabs>
+        <w:ind w:left="1800" w:hanging="360"/>
+      </w:pPr>
+      <w:rPr/>
+    </w:lvl>
+    <w:lvl w:ilvl="4">
+      <w:start w:val="1"/>
+      <w:numFmt w:val="decimal"/>
+      <w:lvlText w:val="%5."/>
+      <w:lvlJc w:val="left"/>
+      <w:pPr>
+        <w:tabs>
+          <w:tab w:val="num" w:pos="2160"/>
+        </w:tabs>
+        <w:ind w:left="2160" w:hanging="360"/>
+      </w:pPr>
+      <w:rPr/>
+    </w:lvl>
+    <w:lvl w:ilvl="5">
+      <w:start w:val="1"/>
+      <w:numFmt w:val="decimal"/>
+      <w:lvlText w:val="%6."/>
+      <w:lvlJc w:val="left"/>
+      <w:pPr>
+        <w:tabs>
+          <w:tab w:val="num" w:pos="2520"/>
+        </w:tabs>
+        <w:ind w:left="2520" w:hanging="360"/>
+      </w:pPr>
+      <w:rPr/>
+    </w:lvl>
+    <w:lvl w:ilvl="6">
+      <w:start w:val="1"/>
+      <w:numFmt w:val="decimal"/>
+      <w:lvlText w:val="%7."/>
+      <w:lvlJc w:val="left"/>
+      <w:pPr>
+        <w:tabs>
+          <w:tab w:val="num" w:pos="2880"/>
+        </w:tabs>
+        <w:ind w:left="2880" w:hanging="360"/>
+      </w:pPr>
+      <w:rPr/>
+    </w:lvl>
+    <w:lvl w:ilvl="7">
+      <w:start w:val="1"/>
+      <w:numFmt w:val="decimal"/>
+      <w:lvlText w:val="%8."/>
+      <w:lvlJc w:val="left"/>
+      <w:pPr>
+        <w:tabs>
+          <w:tab w:val="num" w:pos="3240"/>
+        </w:tabs>
+        <w:ind w:left="3240" w:hanging="360"/>
+      </w:pPr>
+      <w:rPr/>
+    </w:lvl>
+    <w:lvl w:ilvl="8">
+      <w:start w:val="1"/>
+      <w:numFmt w:val="decimal"/>
+      <w:lvlText w:val="%9."/>
+      <w:lvlJc w:val="left"/>
+      <w:pPr>
+        <w:tabs>
+          <w:tab w:val="num" w:pos="3600"/>
+        </w:tabs>
+        <w:ind w:left="3600" w:hanging="360"/>
+      </w:pPr>
+      <w:rPr/>
+    </w:lvl>
+  </w:abstractNum>
+  <w:abstractNum w:abstractNumId="22">
+    <w:lvl w:ilvl="0">
+      <w:start w:val="1"/>
+      <w:numFmt w:val="bullet"/>
+      <w:lvlText w:val=""/>
+      <w:lvlJc w:val="left"/>
+      <w:pPr>
+        <w:tabs>
+          <w:tab w:val="num" w:pos="0"/>
+        </w:tabs>
+        <w:ind w:left="720" w:hanging="360"/>
+      </w:pPr>
+      <w:rPr>
+        <w:rFonts w:ascii="Symbol" w:hAnsi="Symbol" w:cs="Symbol" w:hint="default"/>
+      </w:rPr>
+    </w:lvl>
+    <w:lvl w:ilvl="1">
+      <w:start w:val="1"/>
+      <w:numFmt w:val="decimal"/>
+      <w:lvlText w:val="%2."/>
+      <w:lvlJc w:val="left"/>
+      <w:pPr>
+        <w:tabs>
+          <w:tab w:val="num" w:pos="1080"/>
+        </w:tabs>
+        <w:ind w:left="1080" w:hanging="360"/>
+      </w:pPr>
+      <w:rPr/>
+    </w:lvl>
+    <w:lvl w:ilvl="2">
+      <w:start w:val="1"/>
+      <w:numFmt w:val="decimal"/>
+      <w:lvlText w:val="%3."/>
+      <w:lvlJc w:val="left"/>
+      <w:pPr>
+        <w:tabs>
+          <w:tab w:val="num" w:pos="1440"/>
+        </w:tabs>
+        <w:ind w:left="1440" w:hanging="360"/>
+      </w:pPr>
+      <w:rPr/>
+    </w:lvl>
+    <w:lvl w:ilvl="3">
+      <w:start w:val="1"/>
+      <w:numFmt w:val="decimal"/>
+      <w:lvlText w:val="%4."/>
+      <w:lvlJc w:val="left"/>
+      <w:pPr>
+        <w:tabs>
+          <w:tab w:val="num" w:pos="1800"/>
+        </w:tabs>
+        <w:ind w:left="1800" w:hanging="360"/>
+      </w:pPr>
+      <w:rPr/>
+    </w:lvl>
+    <w:lvl w:ilvl="4">
+      <w:start w:val="1"/>
+      <w:numFmt w:val="decimal"/>
+      <w:lvlText w:val="%5."/>
+      <w:lvlJc w:val="left"/>
+      <w:pPr>
+        <w:tabs>
+          <w:tab w:val="num" w:pos="2160"/>
+        </w:tabs>
+        <w:ind w:left="2160" w:hanging="360"/>
+      </w:pPr>
+      <w:rPr/>
+    </w:lvl>
+    <w:lvl w:ilvl="5">
+      <w:start w:val="1"/>
+      <w:numFmt w:val="decimal"/>
+      <w:lvlText w:val="%6."/>
+      <w:lvlJc w:val="left"/>
+      <w:pPr>
+        <w:tabs>
+          <w:tab w:val="num" w:pos="2520"/>
+        </w:tabs>
+        <w:ind w:left="2520" w:hanging="360"/>
+      </w:pPr>
+      <w:rPr/>
+    </w:lvl>
+    <w:lvl w:ilvl="6">
+      <w:start w:val="1"/>
+      <w:numFmt w:val="decimal"/>
+      <w:lvlText w:val="%7."/>
+      <w:lvlJc w:val="left"/>
+      <w:pPr>
+        <w:tabs>
+          <w:tab w:val="num" w:pos="2880"/>
+        </w:tabs>
+        <w:ind w:left="2880" w:hanging="360"/>
+      </w:pPr>
+      <w:rPr/>
+    </w:lvl>
+    <w:lvl w:ilvl="7">
+      <w:start w:val="1"/>
+      <w:numFmt w:val="decimal"/>
+      <w:lvlText w:val="%8."/>
+      <w:lvlJc w:val="left"/>
+      <w:pPr>
+        <w:tabs>
+          <w:tab w:val="num" w:pos="3240"/>
+        </w:tabs>
+        <w:ind w:left="3240" w:hanging="360"/>
+      </w:pPr>
+      <w:rPr/>
+    </w:lvl>
+    <w:lvl w:ilvl="8">
+      <w:start w:val="1"/>
+      <w:numFmt w:val="decimal"/>
+      <w:lvlText w:val="%9."/>
+      <w:lvlJc w:val="left"/>
+      <w:pPr>
+        <w:tabs>
+          <w:tab w:val="num" w:pos="3600"/>
+        </w:tabs>
+        <w:ind w:left="3600" w:hanging="360"/>
+      </w:pPr>
+      <w:rPr/>
+    </w:lvl>
+  </w:abstractNum>
+  <w:abstractNum w:abstractNumId="23">
+    <w:lvl w:ilvl="0">
+      <w:start w:val="1"/>
+      <w:numFmt w:val="bullet"/>
+      <w:lvlText w:val=""/>
+      <w:lvlJc w:val="left"/>
+      <w:pPr>
+        <w:tabs>
+          <w:tab w:val="num" w:pos="0"/>
+        </w:tabs>
+        <w:ind w:left="720" w:hanging="360"/>
+      </w:pPr>
+      <w:rPr>
+        <w:rFonts w:ascii="Symbol" w:hAnsi="Symbol" w:cs="Symbol" w:hint="default"/>
+      </w:rPr>
+    </w:lvl>
+    <w:lvl w:ilvl="1">
+      <w:start w:val="1"/>
+      <w:numFmt w:val="decimal"/>
+      <w:lvlText w:val="%2."/>
+      <w:lvlJc w:val="left"/>
+      <w:pPr>
+        <w:tabs>
+          <w:tab w:val="num" w:pos="1080"/>
+        </w:tabs>
+        <w:ind w:left="1080" w:hanging="360"/>
+      </w:pPr>
+      <w:rPr/>
+    </w:lvl>
+    <w:lvl w:ilvl="2">
+      <w:start w:val="1"/>
+      <w:numFmt w:val="decimal"/>
+      <w:lvlText w:val="%3."/>
+      <w:lvlJc w:val="left"/>
+      <w:pPr>
+        <w:tabs>
+          <w:tab w:val="num" w:pos="1440"/>
+        </w:tabs>
+        <w:ind w:left="1440" w:hanging="360"/>
+      </w:pPr>
+      <w:rPr/>
+    </w:lvl>
+    <w:lvl w:ilvl="3">
+      <w:start w:val="1"/>
+      <w:numFmt w:val="decimal"/>
+      <w:lvlText w:val="%4."/>
+      <w:lvlJc w:val="left"/>
+      <w:pPr>
+        <w:tabs>
+          <w:tab w:val="num" w:pos="1800"/>
+        </w:tabs>
+        <w:ind w:left="1800" w:hanging="360"/>
+      </w:pPr>
+      <w:rPr/>
+    </w:lvl>
+    <w:lvl w:ilvl="4">
+      <w:start w:val="1"/>
+      <w:numFmt w:val="decimal"/>
+      <w:lvlText w:val="%5."/>
+      <w:lvlJc w:val="left"/>
+      <w:pPr>
+        <w:tabs>
+          <w:tab w:val="num" w:pos="2160"/>
+        </w:tabs>
+        <w:ind w:left="2160" w:hanging="360"/>
+      </w:pPr>
+      <w:rPr/>
+    </w:lvl>
+    <w:lvl w:ilvl="5">
+      <w:start w:val="1"/>
+      <w:numFmt w:val="decimal"/>
+      <w:lvlText w:val="%6."/>
+      <w:lvlJc w:val="left"/>
+      <w:pPr>
+        <w:tabs>
+          <w:tab w:val="num" w:pos="2520"/>
+        </w:tabs>
+        <w:ind w:left="2520" w:hanging="360"/>
+      </w:pPr>
+      <w:rPr/>
+    </w:lvl>
+    <w:lvl w:ilvl="6">
+      <w:start w:val="1"/>
+      <w:numFmt w:val="decimal"/>
+      <w:lvlText w:val="%7."/>
+      <w:lvlJc w:val="left"/>
+      <w:pPr>
+        <w:tabs>
+          <w:tab w:val="num" w:pos="2880"/>
+        </w:tabs>
+        <w:ind w:left="2880" w:hanging="360"/>
+      </w:pPr>
+      <w:rPr/>
+    </w:lvl>
+    <w:lvl w:ilvl="7">
+      <w:start w:val="1"/>
+      <w:numFmt w:val="decimal"/>
+      <w:lvlText w:val="%8."/>
+      <w:lvlJc w:val="left"/>
+      <w:pPr>
+        <w:tabs>
+          <w:tab w:val="num" w:pos="3240"/>
+        </w:tabs>
+        <w:ind w:left="3240" w:hanging="360"/>
+      </w:pPr>
+      <w:rPr/>
+    </w:lvl>
+    <w:lvl w:ilvl="8">
+      <w:start w:val="1"/>
+      <w:numFmt w:val="decimal"/>
+      <w:lvlText w:val="%9."/>
+      <w:lvlJc w:val="left"/>
+      <w:pPr>
+        <w:tabs>
+          <w:tab w:val="num" w:pos="3600"/>
+        </w:tabs>
+        <w:ind w:left="3600" w:hanging="360"/>
+      </w:pPr>
+      <w:rPr/>
+    </w:lvl>
+  </w:abstractNum>
+  <w:abstractNum w:abstractNumId="24">
+    <w:lvl w:ilvl="0">
+      <w:start w:val="1"/>
+      <w:numFmt w:val="bullet"/>
+      <w:lvlText w:val=""/>
+      <w:lvlJc w:val="left"/>
+      <w:pPr>
+        <w:tabs>
+          <w:tab w:val="num" w:pos="0"/>
+        </w:tabs>
+        <w:ind w:left="720" w:hanging="360"/>
+      </w:pPr>
+      <w:rPr>
+        <w:rFonts w:ascii="Symbol" w:hAnsi="Symbol" w:cs="Symbol" w:hint="default"/>
+      </w:rPr>
+    </w:lvl>
+    <w:lvl w:ilvl="1">
+      <w:start w:val="1"/>
+      <w:numFmt w:val="decimal"/>
+      <w:lvlText w:val="%2."/>
+      <w:lvlJc w:val="left"/>
+      <w:pPr>
+        <w:tabs>
+          <w:tab w:val="num" w:pos="1080"/>
+        </w:tabs>
+        <w:ind w:left="1080" w:hanging="360"/>
+      </w:pPr>
+      <w:rPr/>
+    </w:lvl>
+    <w:lvl w:ilvl="2">
+      <w:start w:val="1"/>
+      <w:numFmt w:val="decimal"/>
+      <w:lvlText w:val="%3."/>
+      <w:lvlJc w:val="left"/>
+      <w:pPr>
+        <w:tabs>
+          <w:tab w:val="num" w:pos="1440"/>
+        </w:tabs>
+        <w:ind w:left="1440" w:hanging="360"/>
+      </w:pPr>
+      <w:rPr/>
+    </w:lvl>
+    <w:lvl w:ilvl="3">
+      <w:start w:val="1"/>
+      <w:numFmt w:val="decimal"/>
+      <w:lvlText w:val="%4."/>
+      <w:lvlJc w:val="left"/>
+      <w:pPr>
+        <w:tabs>
+          <w:tab w:val="num" w:pos="1800"/>
+        </w:tabs>
+        <w:ind w:left="1800" w:hanging="360"/>
+      </w:pPr>
+      <w:rPr/>
+    </w:lvl>
+    <w:lvl w:ilvl="4">
+      <w:start w:val="1"/>
+      <w:numFmt w:val="decimal"/>
+      <w:lvlText w:val="%5."/>
+      <w:lvlJc w:val="left"/>
+      <w:pPr>
+        <w:tabs>
+          <w:tab w:val="num" w:pos="2160"/>
+        </w:tabs>
+        <w:ind w:left="2160" w:hanging="360"/>
+      </w:pPr>
+      <w:rPr/>
+    </w:lvl>
+    <w:lvl w:ilvl="5">
+      <w:start w:val="1"/>
+      <w:numFmt w:val="decimal"/>
+      <w:lvlText w:val="%6."/>
+      <w:lvlJc w:val="left"/>
+      <w:pPr>
+        <w:tabs>
+          <w:tab w:val="num" w:pos="2520"/>
+        </w:tabs>
+        <w:ind w:left="2520" w:hanging="360"/>
+      </w:pPr>
+      <w:rPr/>
+    </w:lvl>
+    <w:lvl w:ilvl="6">
+      <w:start w:val="1"/>
+      <w:numFmt w:val="decimal"/>
+      <w:lvlText w:val="%7."/>
+      <w:lvlJc w:val="left"/>
+      <w:pPr>
+        <w:tabs>
+          <w:tab w:val="num" w:pos="2880"/>
+        </w:tabs>
+        <w:ind w:left="2880" w:hanging="360"/>
+      </w:pPr>
+      <w:rPr/>
+    </w:lvl>
+    <w:lvl w:ilvl="7">
+      <w:start w:val="1"/>
+      <w:numFmt w:val="decimal"/>
+      <w:lvlText w:val="%8."/>
+      <w:lvlJc w:val="left"/>
+      <w:pPr>
+        <w:tabs>
+          <w:tab w:val="num" w:pos="3240"/>
+        </w:tabs>
+        <w:ind w:left="3240" w:hanging="360"/>
+      </w:pPr>
+      <w:rPr/>
+    </w:lvl>
+    <w:lvl w:ilvl="8">
+      <w:start w:val="1"/>
+      <w:numFmt w:val="decimal"/>
+      <w:lvlText w:val="%9."/>
+      <w:lvlJc w:val="left"/>
+      <w:pPr>
+        <w:tabs>
+          <w:tab w:val="num" w:pos="3600"/>
+        </w:tabs>
+        <w:ind w:left="3600" w:hanging="360"/>
+      </w:pPr>
+      <w:rPr/>
+    </w:lvl>
+  </w:abstractNum>
+  <w:abstractNum w:abstractNumId="25">
+    <w:lvl w:ilvl="0">
+      <w:start w:val="1"/>
+      <w:numFmt w:val="bullet"/>
+      <w:lvlText w:val=""/>
+      <w:lvlJc w:val="left"/>
+      <w:pPr>
+        <w:tabs>
+          <w:tab w:val="num" w:pos="0"/>
+        </w:tabs>
+        <w:ind w:left="720" w:hanging="360"/>
+      </w:pPr>
+      <w:rPr>
+        <w:rFonts w:ascii="Symbol" w:hAnsi="Symbol" w:cs="Symbol" w:hint="default"/>
+      </w:rPr>
+    </w:lvl>
+    <w:lvl w:ilvl="1">
+      <w:start w:val="1"/>
+      <w:numFmt w:val="decimal"/>
+      <w:lvlText w:val="%2."/>
+      <w:lvlJc w:val="left"/>
+      <w:pPr>
+        <w:tabs>
+          <w:tab w:val="num" w:pos="1080"/>
+        </w:tabs>
+        <w:ind w:left="1080" w:hanging="360"/>
+      </w:pPr>
+      <w:rPr/>
+    </w:lvl>
+    <w:lvl w:ilvl="2">
+      <w:start w:val="1"/>
+      <w:numFmt w:val="decimal"/>
+      <w:lvlText w:val="%3."/>
+      <w:lvlJc w:val="left"/>
+      <w:pPr>
+        <w:tabs>
+          <w:tab w:val="num" w:pos="1440"/>
+        </w:tabs>
+        <w:ind w:left="1440" w:hanging="360"/>
+      </w:pPr>
+      <w:rPr/>
+    </w:lvl>
+    <w:lvl w:ilvl="3">
+      <w:start w:val="1"/>
+      <w:numFmt w:val="decimal"/>
+      <w:lvlText w:val="%4."/>
+      <w:lvlJc w:val="left"/>
+      <w:pPr>
+        <w:tabs>
+          <w:tab w:val="num" w:pos="1800"/>
+        </w:tabs>
+        <w:ind w:left="1800" w:hanging="360"/>
+      </w:pPr>
+      <w:rPr/>
+    </w:lvl>
+    <w:lvl w:ilvl="4">
+      <w:start w:val="1"/>
+      <w:numFmt w:val="decimal"/>
+      <w:lvlText w:val="%5."/>
+      <w:lvlJc w:val="left"/>
+      <w:pPr>
+        <w:tabs>
+          <w:tab w:val="num" w:pos="2160"/>
+        </w:tabs>
+        <w:ind w:left="2160" w:hanging="360"/>
+      </w:pPr>
+      <w:rPr/>
+    </w:lvl>
+    <w:lvl w:ilvl="5">
+      <w:start w:val="1"/>
+      <w:numFmt w:val="decimal"/>
+      <w:lvlText w:val="%6."/>
+      <w:lvlJc w:val="left"/>
+      <w:pPr>
+        <w:tabs>
+          <w:tab w:val="num" w:pos="2520"/>
+        </w:tabs>
+        <w:ind w:left="2520" w:hanging="360"/>
+      </w:pPr>
+      <w:rPr/>
+    </w:lvl>
+    <w:lvl w:ilvl="6">
+      <w:start w:val="1"/>
+      <w:numFmt w:val="decimal"/>
+      <w:lvlText w:val="%7."/>
+      <w:lvlJc w:val="left"/>
+      <w:pPr>
+        <w:tabs>
+          <w:tab w:val="num" w:pos="2880"/>
+        </w:tabs>
+        <w:ind w:left="2880" w:hanging="360"/>
+      </w:pPr>
+      <w:rPr/>
+    </w:lvl>
+    <w:lvl w:ilvl="7">
+      <w:start w:val="1"/>
+      <w:numFmt w:val="decimal"/>
+      <w:lvlText w:val="%8."/>
+      <w:lvlJc w:val="left"/>
+      <w:pPr>
+        <w:tabs>
+          <w:tab w:val="num" w:pos="3240"/>
+        </w:tabs>
+        <w:ind w:left="3240" w:hanging="360"/>
+      </w:pPr>
+      <w:rPr/>
+    </w:lvl>
+    <w:lvl w:ilvl="8">
+      <w:start w:val="1"/>
+      <w:numFmt w:val="decimal"/>
+      <w:lvlText w:val="%9."/>
+      <w:lvlJc w:val="left"/>
+      <w:pPr>
+        <w:tabs>
+          <w:tab w:val="num" w:pos="3600"/>
+        </w:tabs>
+        <w:ind w:left="3600" w:hanging="360"/>
+      </w:pPr>
+      <w:rPr/>
+    </w:lvl>
+  </w:abstractNum>
+  <w:abstractNum w:abstractNumId="26">
+    <w:lvl w:ilvl="0">
+      <w:start w:val="1"/>
+      <w:numFmt w:val="bullet"/>
+      <w:lvlText w:val=""/>
+      <w:lvlJc w:val="left"/>
+      <w:pPr>
+        <w:tabs>
+          <w:tab w:val="num" w:pos="0"/>
+        </w:tabs>
+        <w:ind w:left="720" w:hanging="360"/>
+      </w:pPr>
+      <w:rPr>
+        <w:rFonts w:ascii="Symbol" w:hAnsi="Symbol" w:cs="Symbol" w:hint="default"/>
+      </w:rPr>
+    </w:lvl>
+    <w:lvl w:ilvl="1">
+      <w:start w:val="1"/>
+      <w:numFmt w:val="decimal"/>
+      <w:lvlText w:val="%2."/>
+      <w:lvlJc w:val="left"/>
+      <w:pPr>
+        <w:tabs>
+          <w:tab w:val="num" w:pos="1080"/>
+        </w:tabs>
+        <w:ind w:left="1080" w:hanging="360"/>
+      </w:pPr>
+      <w:rPr/>
+    </w:lvl>
+    <w:lvl w:ilvl="2">
+      <w:start w:val="1"/>
+      <w:numFmt w:val="decimal"/>
+      <w:lvlText w:val="%3."/>
+      <w:lvlJc w:val="left"/>
+      <w:pPr>
+        <w:tabs>
+          <w:tab w:val="num" w:pos="1440"/>
+        </w:tabs>
+        <w:ind w:left="1440" w:hanging="360"/>
+      </w:pPr>
+      <w:rPr/>
+    </w:lvl>
+    <w:lvl w:ilvl="3">
+      <w:start w:val="1"/>
+      <w:numFmt w:val="decimal"/>
+      <w:lvlText w:val="%4."/>
+      <w:lvlJc w:val="left"/>
+      <w:pPr>
+        <w:tabs>
+          <w:tab w:val="num" w:pos="1800"/>
+        </w:tabs>
+        <w:ind w:left="1800" w:hanging="360"/>
+      </w:pPr>
+      <w:rPr/>
+    </w:lvl>
+    <w:lvl w:ilvl="4">
+      <w:start w:val="1"/>
+      <w:numFmt w:val="decimal"/>
+      <w:lvlText w:val="%5."/>
+      <w:lvlJc w:val="left"/>
+      <w:pPr>
+        <w:tabs>
+          <w:tab w:val="num" w:pos="2160"/>
+        </w:tabs>
+        <w:ind w:left="2160" w:hanging="360"/>
+      </w:pPr>
+      <w:rPr/>
+    </w:lvl>
+    <w:lvl w:ilvl="5">
+      <w:start w:val="1"/>
+      <w:numFmt w:val="decimal"/>
+      <w:lvlText w:val="%6."/>
+      <w:lvlJc w:val="left"/>
+      <w:pPr>
+        <w:tabs>
+          <w:tab w:val="num" w:pos="2520"/>
+        </w:tabs>
+        <w:ind w:left="2520" w:hanging="360"/>
+      </w:pPr>
+      <w:rPr/>
+    </w:lvl>
+    <w:lvl w:ilvl="6">
+      <w:start w:val="1"/>
+      <w:numFmt w:val="decimal"/>
+      <w:lvlText w:val="%7."/>
+      <w:lvlJc w:val="left"/>
+      <w:pPr>
+        <w:tabs>
+          <w:tab w:val="num" w:pos="2880"/>
+        </w:tabs>
+        <w:ind w:left="2880" w:hanging="360"/>
+      </w:pPr>
+      <w:rPr/>
+    </w:lvl>
+    <w:lvl w:ilvl="7">
+      <w:start w:val="1"/>
+      <w:numFmt w:val="decimal"/>
+      <w:lvlText w:val="%8."/>
+      <w:lvlJc w:val="left"/>
+      <w:pPr>
+        <w:tabs>
+          <w:tab w:val="num" w:pos="3240"/>
+        </w:tabs>
+        <w:ind w:left="3240" w:hanging="360"/>
+      </w:pPr>
+      <w:rPr/>
+    </w:lvl>
+    <w:lvl w:ilvl="8">
+      <w:start w:val="1"/>
+      <w:numFmt w:val="decimal"/>
+      <w:lvlText w:val="%9."/>
+      <w:lvlJc w:val="left"/>
+      <w:pPr>
+        <w:tabs>
+          <w:tab w:val="num" w:pos="3600"/>
+        </w:tabs>
+        <w:ind w:left="3600" w:hanging="360"/>
+      </w:pPr>
+      <w:rPr/>
+    </w:lvl>
+  </w:abstractNum>
+  <w:abstractNum w:abstractNumId="27">
+    <w:lvl w:ilvl="0">
+      <w:start w:val="1"/>
       <w:numFmt w:val="none"/>
       <w:suff w:val="nothing"/>
       <w:lvlText w:val=""/>
@@ -8837,85 +12296,157 @@
     <w:abstractNumId w:val="3"/>
   </w:num>
   <w:num w:numId="4">
-    <w:abstractNumId w:val="2"/>
+    <w:abstractNumId w:val="4"/>
+  </w:num>
+  <w:num w:numId="5">
+    <w:abstractNumId w:val="5"/>
+  </w:num>
+  <w:num w:numId="6">
+    <w:abstractNumId w:val="6"/>
+  </w:num>
+  <w:num w:numId="7">
+    <w:abstractNumId w:val="7"/>
+  </w:num>
+  <w:num w:numId="8">
+    <w:abstractNumId w:val="8"/>
+  </w:num>
+  <w:num w:numId="9">
+    <w:abstractNumId w:val="9"/>
+  </w:num>
+  <w:num w:numId="10">
+    <w:abstractNumId w:val="10"/>
+  </w:num>
+  <w:num w:numId="11">
+    <w:abstractNumId w:val="11"/>
+  </w:num>
+  <w:num w:numId="12">
+    <w:abstractNumId w:val="12"/>
+  </w:num>
+  <w:num w:numId="13">
+    <w:abstractNumId w:val="13"/>
+  </w:num>
+  <w:num w:numId="14">
+    <w:abstractNumId w:val="14"/>
+  </w:num>
+  <w:num w:numId="15">
+    <w:abstractNumId w:val="15"/>
+  </w:num>
+  <w:num w:numId="16">
+    <w:abstractNumId w:val="16"/>
+  </w:num>
+  <w:num w:numId="17">
+    <w:abstractNumId w:val="17"/>
+  </w:num>
+  <w:num w:numId="18">
+    <w:abstractNumId w:val="18"/>
+  </w:num>
+  <w:num w:numId="19">
+    <w:abstractNumId w:val="19"/>
+  </w:num>
+  <w:num w:numId="20">
+    <w:abstractNumId w:val="20"/>
+  </w:num>
+  <w:num w:numId="21">
+    <w:abstractNumId w:val="21"/>
+  </w:num>
+  <w:num w:numId="22">
+    <w:abstractNumId w:val="22"/>
+  </w:num>
+  <w:num w:numId="23">
+    <w:abstractNumId w:val="23"/>
+  </w:num>
+  <w:num w:numId="24">
+    <w:abstractNumId w:val="24"/>
+  </w:num>
+  <w:num w:numId="25">
+    <w:abstractNumId w:val="25"/>
+  </w:num>
+  <w:num w:numId="26">
+    <w:abstractNumId w:val="26"/>
+  </w:num>
+  <w:num w:numId="27">
+    <w:abstractNumId w:val="27"/>
+  </w:num>
+  <w:num w:numId="28">
+    <w:abstractNumId w:val="1"/>
     <w:lvlOverride w:ilvl="0">
       <w:startOverride w:val="1"/>
     </w:lvlOverride>
   </w:num>
-  <w:num w:numId="5">
-    <w:abstractNumId w:val="2"/>
+  <w:num w:numId="29">
+    <w:abstractNumId w:val="1"/>
   </w:num>
-  <w:num w:numId="6">
-    <w:abstractNumId w:val="2"/>
+  <w:num w:numId="30">
+    <w:abstractNumId w:val="1"/>
   </w:num>
-  <w:num w:numId="7">
-    <w:abstractNumId w:val="2"/>
+  <w:num w:numId="31">
+    <w:abstractNumId w:val="1"/>
   </w:num>
-  <w:num w:numId="8">
-    <w:abstractNumId w:val="2"/>
+  <w:num w:numId="32">
+    <w:abstractNumId w:val="1"/>
   </w:num>
-  <w:num w:numId="9">
-    <w:abstractNumId w:val="2"/>
+  <w:num w:numId="33">
+    <w:abstractNumId w:val="1"/>
   </w:num>
-  <w:num w:numId="10">
-    <w:abstractNumId w:val="2"/>
+  <w:num w:numId="34">
+    <w:abstractNumId w:val="1"/>
   </w:num>
-  <w:num w:numId="11">
-    <w:abstractNumId w:val="2"/>
+  <w:num w:numId="35">
+    <w:abstractNumId w:val="1"/>
   </w:num>
-  <w:num w:numId="12">
-    <w:abstractNumId w:val="2"/>
+  <w:num w:numId="36">
+    <w:abstractNumId w:val="1"/>
   </w:num>
-  <w:num w:numId="13">
-    <w:abstractNumId w:val="2"/>
+  <w:num w:numId="37">
+    <w:abstractNumId w:val="1"/>
   </w:num>
-  <w:num w:numId="14">
-    <w:abstractNumId w:val="2"/>
+  <w:num w:numId="38">
+    <w:abstractNumId w:val="1"/>
   </w:num>
-  <w:num w:numId="15">
-    <w:abstractNumId w:val="2"/>
+  <w:num w:numId="39">
+    <w:abstractNumId w:val="1"/>
   </w:num>
-  <w:num w:numId="16">
-    <w:abstractNumId w:val="2"/>
+  <w:num w:numId="40">
+    <w:abstractNumId w:val="1"/>
   </w:num>
-  <w:num w:numId="17">
-    <w:abstractNumId w:val="2"/>
+  <w:num w:numId="41">
+    <w:abstractNumId w:val="1"/>
   </w:num>
-  <w:num w:numId="18">
-    <w:abstractNumId w:val="2"/>
+  <w:num w:numId="42">
+    <w:abstractNumId w:val="1"/>
   </w:num>
-  <w:num w:numId="19">
-    <w:abstractNumId w:val="2"/>
+  <w:num w:numId="43">
+    <w:abstractNumId w:val="1"/>
   </w:num>
-  <w:num w:numId="20">
-    <w:abstractNumId w:val="2"/>
+  <w:num w:numId="44">
+    <w:abstractNumId w:val="1"/>
   </w:num>
-  <w:num w:numId="21">
-    <w:abstractNumId w:val="2"/>
+  <w:num w:numId="45">
+    <w:abstractNumId w:val="1"/>
   </w:num>
-  <w:num w:numId="22">
-    <w:abstractNumId w:val="2"/>
+  <w:num w:numId="46">
+    <w:abstractNumId w:val="1"/>
   </w:num>
-  <w:num w:numId="23">
-    <w:abstractNumId w:val="2"/>
+  <w:num w:numId="47">
+    <w:abstractNumId w:val="1"/>
   </w:num>
-  <w:num w:numId="24">
-    <w:abstractNumId w:val="2"/>
+  <w:num w:numId="48">
+    <w:abstractNumId w:val="1"/>
   </w:num>
-  <w:num w:numId="25">
-    <w:abstractNumId w:val="2"/>
+  <w:num w:numId="49">
+    <w:abstractNumId w:val="1"/>
   </w:num>
-  <w:num w:numId="26">
-    <w:abstractNumId w:val="2"/>
+  <w:num w:numId="50">
+    <w:abstractNumId w:val="1"/>
   </w:num>
-  <w:num w:numId="27">
-    <w:abstractNumId w:val="2"/>
+  <w:num w:numId="51">
+    <w:abstractNumId w:val="1"/>
   </w:num>
-  <w:num w:numId="28">
-    <w:abstractNumId w:val="2"/>
+  <w:num w:numId="52">
+    <w:abstractNumId w:val="1"/>
   </w:num>
-  <w:num w:numId="29">
-    <w:abstractNumId w:val="2"/>
+  <w:num w:numId="53">
+    <w:abstractNumId w:val="1"/>
   </w:num>
 </w:numbering>
 </file>
